--- a/06_可直接打开的Word版/01_计划与每日笔记__每日笔记__Day08_6月6日_统计表与统计图_多元线性回归_详细版.docx
+++ b/06_可直接打开的Word版/01_计划与每日笔记__每日笔记__Day08_6月6日_统计表与统计图_多元线性回归_详细版.docx
@@ -3,11 +3,11 @@
 <w:document xmlns:wpc="http://schemas.microsoft.com/office/word/2010/wordprocessingCanvas" xmlns:mo="http://schemas.microsoft.com/office/mac/office/2008/main" xmlns:mc="http://schemas.openxmlformats.org/markup-compatibility/2006" xmlns:mv="urn:schemas-microsoft-com:mac:vml" xmlns:o="urn:schemas-microsoft-com:office:office" xmlns:r="http://schemas.openxmlformats.org/officeDocument/2006/relationships" xmlns:m="http://schemas.openxmlformats.org/officeDocument/2006/math" xmlns:v="urn:schemas-microsoft-com:vml" xmlns:wp14="http://schemas.microsoft.com/office/word/2010/wordprocessingDrawing" xmlns:wp="http://schemas.openxmlformats.org/drawingml/2006/wordprocessingDrawing" xmlns:w10="urn:schemas-microsoft-com:office:word" xmlns:w="http://schemas.openxmlformats.org/wordprocessingml/2006/main" xmlns:w14="http://schemas.microsoft.com/office/word/2010/wordml" xmlns:wpg="http://schemas.microsoft.com/office/word/2010/wordprocessingGroup" xmlns:wpi="http://schemas.microsoft.com/office/word/2010/wordprocessingInk" xmlns:wne="http://schemas.microsoft.com/office/word/2006/wordml" xmlns:wps="http://schemas.microsoft.com/office/word/2010/wordprocessingShape" mc:Ignorable="w14 wp14">
   <w:body>
     <w:p>
-      <w:pPr>
-        <w:pStyle w:val="Heading1"/>
-      </w:pPr>
-      <w:r>
-        <w:t>Day08_6月6日_统计表与统计图_多元线性回归_详细版</w:t>
+      <w:r>
+        <w:rPr>
+          <w:rFonts w:ascii="Microsoft YaHei" w:hAnsi="Microsoft YaHei" w:eastAsia="Microsoft YaHei"/>
+        </w:rPr>
+        <w:t>﻿# Day08_6月6日_统计表与统计图_多元线性回归_详细版</w:t>
       </w:r>
     </w:p>
     <w:p/>
@@ -15,7 +15,6 @@
       <w:r>
         <w:rPr>
           <w:rFonts w:ascii="Microsoft YaHei" w:hAnsi="Microsoft YaHei" w:eastAsia="Microsoft YaHei"/>
-          <w:sz w:val="22"/>
         </w:rPr>
         <w:t>日期：2026年6月6日，周六</w:t>
       </w:r>
@@ -24,7 +23,6 @@
       <w:r>
         <w:rPr>
           <w:rFonts w:ascii="Microsoft YaHei" w:hAnsi="Microsoft YaHei" w:eastAsia="Microsoft YaHei"/>
-          <w:sz w:val="22"/>
         </w:rPr>
         <w:t>对应 Day：Day08</w:t>
       </w:r>
@@ -33,7 +31,6 @@
       <w:r>
         <w:rPr>
           <w:rFonts w:ascii="Microsoft YaHei" w:hAnsi="Microsoft YaHei" w:eastAsia="Microsoft YaHei"/>
-          <w:sz w:val="22"/>
         </w:rPr>
         <w:t>主题：统计表与统计图 + 多元线性回归</w:t>
       </w:r>
@@ -42,7 +39,6 @@
       <w:r>
         <w:rPr>
           <w:rFonts w:ascii="Microsoft YaHei" w:hAnsi="Microsoft YaHei" w:eastAsia="Microsoft YaHei"/>
-          <w:sz w:val="22"/>
         </w:rPr>
         <w:t>计划来源：`00_每日执行总表.md`</w:t>
       </w:r>
@@ -52,7 +48,6 @@
       <w:r>
         <w:rPr>
           <w:rFonts w:ascii="Microsoft YaHei" w:hAnsi="Microsoft YaHei" w:eastAsia="Microsoft YaHei"/>
-          <w:sz w:val="22"/>
         </w:rPr>
         <w:t>今日目标：把“什么时候用什么统计图”“统计表怎样写才规范”“多元线性回归在解决什么问题”“SPSS 线性回归输出看哪里”一次理顺。</w:t>
       </w:r>
@@ -62,7 +57,6 @@
       <w:r>
         <w:rPr>
           <w:rFonts w:ascii="Microsoft YaHei" w:hAnsi="Microsoft YaHei" w:eastAsia="Microsoft YaHei"/>
-          <w:sz w:val="22"/>
         </w:rPr>
         <w:t>一句话总纲：</w:t>
       </w:r>
@@ -72,9 +66,8 @@
       <w:r>
         <w:rPr>
           <w:rFonts w:ascii="Microsoft YaHei" w:hAnsi="Microsoft YaHei" w:eastAsia="Microsoft YaHei"/>
-          <w:sz w:val="22"/>
-        </w:rPr>
-        <w:t>&gt; 统计图表负责把资料表达清楚；多元线性回归负责在多个自变量同时存在时，分析它们对一个计量结局的影响。</w:t>
+        </w:rPr>
+        <w:t>统计图表负责把资料表达清楚；多元线性回归负责在多个自变量同时存在时，分析它们对一个计量结局的影响。</w:t>
       </w:r>
     </w:p>
     <w:p/>
@@ -82,7 +75,6 @@
       <w:r>
         <w:rPr>
           <w:rFonts w:ascii="Microsoft YaHei" w:hAnsi="Microsoft YaHei" w:eastAsia="Microsoft YaHei"/>
-          <w:sz w:val="22"/>
         </w:rPr>
         <w:t>---</w:t>
       </w:r>
@@ -101,7 +93,6 @@
       <w:r>
         <w:rPr>
           <w:rFonts w:ascii="Microsoft YaHei" w:hAnsi="Microsoft YaHei" w:eastAsia="Microsoft YaHei"/>
-          <w:sz w:val="22"/>
         </w:rPr>
         <w:t>前面已经学过：</w:t>
       </w:r>
@@ -114,7 +105,6 @@
       <w:r>
         <w:rPr>
           <w:rFonts w:ascii="Microsoft YaHei" w:hAnsi="Microsoft YaHei" w:eastAsia="Microsoft YaHei"/>
-          <w:sz w:val="22"/>
         </w:rPr>
         <w:t>计量资料怎么描述：均数、标准差、中位数、四分位数。</w:t>
       </w:r>
@@ -126,7 +116,6 @@
       <w:r>
         <w:rPr>
           <w:rFonts w:ascii="Microsoft YaHei" w:hAnsi="Microsoft YaHei" w:eastAsia="Microsoft YaHei"/>
-          <w:sz w:val="22"/>
         </w:rPr>
         <w:t>计数资料怎么描述：率、构成比、相对比。</w:t>
       </w:r>
@@ -138,7 +127,6 @@
       <w:r>
         <w:rPr>
           <w:rFonts w:ascii="Microsoft YaHei" w:hAnsi="Microsoft YaHei" w:eastAsia="Microsoft YaHei"/>
-          <w:sz w:val="22"/>
         </w:rPr>
         <w:t>两组或多组怎么比较：t 检验、方差分析、卡方检验、非参数检验。</w:t>
       </w:r>
@@ -150,7 +138,6 @@
       <w:r>
         <w:rPr>
           <w:rFonts w:ascii="Microsoft YaHei" w:hAnsi="Microsoft YaHei" w:eastAsia="Microsoft YaHei"/>
-          <w:sz w:val="22"/>
         </w:rPr>
         <w:t>两个计量变量怎么分析关系：相关与简单线性回归。</w:t>
       </w:r>
@@ -160,7 +147,6 @@
       <w:r>
         <w:rPr>
           <w:rFonts w:ascii="Microsoft YaHei" w:hAnsi="Microsoft YaHei" w:eastAsia="Microsoft YaHei"/>
-          <w:sz w:val="22"/>
         </w:rPr>
         <w:t>今天分成两块。</w:t>
       </w:r>
@@ -170,7 +156,6 @@
       <w:r>
         <w:rPr>
           <w:rFonts w:ascii="Microsoft YaHei" w:hAnsi="Microsoft YaHei" w:eastAsia="Microsoft YaHei"/>
-          <w:sz w:val="22"/>
         </w:rPr>
         <w:t>第一块是统计表与统计图：</w:t>
       </w:r>
@@ -183,7 +168,6 @@
       <w:r>
         <w:rPr>
           <w:rFonts w:ascii="Microsoft YaHei" w:hAnsi="Microsoft YaHei" w:eastAsia="Microsoft YaHei"/>
-          <w:sz w:val="22"/>
         </w:rPr>
         <w:t>不是新的检验方法。</w:t>
       </w:r>
@@ -195,7 +179,6 @@
       <w:r>
         <w:rPr>
           <w:rFonts w:ascii="Microsoft YaHei" w:hAnsi="Microsoft YaHei" w:eastAsia="Microsoft YaHei"/>
-          <w:sz w:val="22"/>
         </w:rPr>
         <w:t>核心是“资料怎么呈现才准确、清楚、规范”。</w:t>
       </w:r>
@@ -207,7 +190,6 @@
       <w:r>
         <w:rPr>
           <w:rFonts w:ascii="Microsoft YaHei" w:hAnsi="Microsoft YaHei" w:eastAsia="Microsoft YaHei"/>
-          <w:sz w:val="22"/>
         </w:rPr>
         <w:t>选择题常考图形选择、表格结构、坐标轴、标题位置。</w:t>
       </w:r>
@@ -217,7 +199,6 @@
       <w:r>
         <w:rPr>
           <w:rFonts w:ascii="Microsoft YaHei" w:hAnsi="Microsoft YaHei" w:eastAsia="Microsoft YaHei"/>
-          <w:sz w:val="22"/>
         </w:rPr>
         <w:t>第二块是多元线性回归：</w:t>
       </w:r>
@@ -230,7 +211,6 @@
       <w:r>
         <w:rPr>
           <w:rFonts w:ascii="Microsoft YaHei" w:hAnsi="Microsoft YaHei" w:eastAsia="Microsoft YaHei"/>
-          <w:sz w:val="22"/>
         </w:rPr>
         <w:t>是简单线性回归的扩展。</w:t>
       </w:r>
@@ -242,7 +222,6 @@
       <w:r>
         <w:rPr>
           <w:rFonts w:ascii="Microsoft YaHei" w:hAnsi="Microsoft YaHei" w:eastAsia="Microsoft YaHei"/>
-          <w:sz w:val="22"/>
         </w:rPr>
         <w:t>简单线性回归通常是 1 个自变量解释 1 个计量因变量。</w:t>
       </w:r>
@@ -254,7 +233,6 @@
       <w:r>
         <w:rPr>
           <w:rFonts w:ascii="Microsoft YaHei" w:hAnsi="Microsoft YaHei" w:eastAsia="Microsoft YaHei"/>
-          <w:sz w:val="22"/>
         </w:rPr>
         <w:t>多元线性回归是多个自变量共同解释 1 个计量因变量。</w:t>
       </w:r>
@@ -264,7 +242,6 @@
       <w:r>
         <w:rPr>
           <w:rFonts w:ascii="Microsoft YaHei" w:hAnsi="Microsoft YaHei" w:eastAsia="Microsoft YaHei"/>
-          <w:sz w:val="22"/>
         </w:rPr>
         <w:t>一句话区别：</w:t>
       </w:r>
@@ -274,9 +251,8 @@
       <w:r>
         <w:rPr>
           <w:rFonts w:ascii="Microsoft YaHei" w:hAnsi="Microsoft YaHei" w:eastAsia="Microsoft YaHei"/>
-          <w:sz w:val="22"/>
-        </w:rPr>
-        <w:t>&gt; 统计图表考“表达”；多元线性回归考“多个因素共同分析一个连续结局”。</w:t>
+        </w:rPr>
+        <w:t>统计图表考“表达”；多元线性回归考“多个因素共同分析一个连续结局”。</w:t>
       </w:r>
     </w:p>
     <w:p/>
@@ -284,7 +260,6 @@
       <w:r>
         <w:rPr>
           <w:rFonts w:ascii="Microsoft YaHei" w:hAnsi="Microsoft YaHei" w:eastAsia="Microsoft YaHei"/>
-          <w:sz w:val="22"/>
         </w:rPr>
         <w:t>---</w:t>
       </w:r>
@@ -303,7 +278,6 @@
       <w:r>
         <w:rPr>
           <w:rFonts w:ascii="Microsoft YaHei" w:hAnsi="Microsoft YaHei" w:eastAsia="Microsoft YaHei"/>
-          <w:sz w:val="22"/>
         </w:rPr>
         <w:t>医学统计里最常见、最规范的统计表是三线表。</w:t>
       </w:r>
@@ -313,7 +287,6 @@
       <w:r>
         <w:rPr>
           <w:rFonts w:ascii="Microsoft YaHei" w:hAnsi="Microsoft YaHei" w:eastAsia="Microsoft YaHei"/>
-          <w:sz w:val="22"/>
         </w:rPr>
         <w:t>三线表一般包括：</w:t>
       </w:r>
@@ -326,7 +299,6 @@
       <w:r>
         <w:rPr>
           <w:rFonts w:ascii="Microsoft YaHei" w:hAnsi="Microsoft YaHei" w:eastAsia="Microsoft YaHei"/>
-          <w:sz w:val="22"/>
         </w:rPr>
         <w:t>顶线。</w:t>
       </w:r>
@@ -338,7 +310,6 @@
       <w:r>
         <w:rPr>
           <w:rFonts w:ascii="Microsoft YaHei" w:hAnsi="Microsoft YaHei" w:eastAsia="Microsoft YaHei"/>
-          <w:sz w:val="22"/>
         </w:rPr>
         <w:t>表头下方横线。</w:t>
       </w:r>
@@ -350,7 +321,6 @@
       <w:r>
         <w:rPr>
           <w:rFonts w:ascii="Microsoft YaHei" w:hAnsi="Microsoft YaHei" w:eastAsia="Microsoft YaHei"/>
-          <w:sz w:val="22"/>
         </w:rPr>
         <w:t>底线。</w:t>
       </w:r>
@@ -360,7 +330,6 @@
       <w:r>
         <w:rPr>
           <w:rFonts w:ascii="Microsoft YaHei" w:hAnsi="Microsoft YaHei" w:eastAsia="Microsoft YaHei"/>
-          <w:sz w:val="22"/>
         </w:rPr>
         <w:t>通常不画：</w:t>
       </w:r>
@@ -373,7 +342,6 @@
       <w:r>
         <w:rPr>
           <w:rFonts w:ascii="Microsoft YaHei" w:hAnsi="Microsoft YaHei" w:eastAsia="Microsoft YaHei"/>
-          <w:sz w:val="22"/>
         </w:rPr>
         <w:t>竖线。</w:t>
       </w:r>
@@ -385,7 +353,6 @@
       <w:r>
         <w:rPr>
           <w:rFonts w:ascii="Microsoft YaHei" w:hAnsi="Microsoft YaHei" w:eastAsia="Microsoft YaHei"/>
-          <w:sz w:val="22"/>
         </w:rPr>
         <w:t>斜线。</w:t>
       </w:r>
@@ -397,7 +364,6 @@
       <w:r>
         <w:rPr>
           <w:rFonts w:ascii="Microsoft YaHei" w:hAnsi="Microsoft YaHei" w:eastAsia="Microsoft YaHei"/>
-          <w:sz w:val="22"/>
         </w:rPr>
         <w:t>过多横线。</w:t>
       </w:r>
@@ -407,7 +373,6 @@
       <w:r>
         <w:rPr>
           <w:rFonts w:ascii="Microsoft YaHei" w:hAnsi="Microsoft YaHei" w:eastAsia="Microsoft YaHei"/>
-          <w:sz w:val="22"/>
         </w:rPr>
         <w:t>这样做的目的不是形式主义，而是让读者快速看清：</w:t>
       </w:r>
@@ -420,7 +385,6 @@
       <w:r>
         <w:rPr>
           <w:rFonts w:ascii="Microsoft YaHei" w:hAnsi="Microsoft YaHei" w:eastAsia="Microsoft YaHei"/>
-          <w:sz w:val="22"/>
         </w:rPr>
         <w:t>表在讲什么对象。</w:t>
       </w:r>
@@ -432,7 +396,6 @@
       <w:r>
         <w:rPr>
           <w:rFonts w:ascii="Microsoft YaHei" w:hAnsi="Microsoft YaHei" w:eastAsia="Microsoft YaHei"/>
-          <w:sz w:val="22"/>
         </w:rPr>
         <w:t>分了哪些组。</w:t>
       </w:r>
@@ -444,7 +407,6 @@
       <w:r>
         <w:rPr>
           <w:rFonts w:ascii="Microsoft YaHei" w:hAnsi="Microsoft YaHei" w:eastAsia="Microsoft YaHei"/>
-          <w:sz w:val="22"/>
         </w:rPr>
         <w:t>比较了哪些指标。</w:t>
       </w:r>
@@ -456,7 +418,6 @@
       <w:r>
         <w:rPr>
           <w:rFonts w:ascii="Microsoft YaHei" w:hAnsi="Microsoft YaHei" w:eastAsia="Microsoft YaHei"/>
-          <w:sz w:val="22"/>
         </w:rPr>
         <w:t>每个数字属于哪个变量或组别。</w:t>
       </w:r>
@@ -466,7 +427,6 @@
       <w:r>
         <w:rPr>
           <w:rFonts w:ascii="Microsoft YaHei" w:hAnsi="Microsoft YaHei" w:eastAsia="Microsoft YaHei"/>
-          <w:sz w:val="22"/>
         </w:rPr>
         <w:t>---</w:t>
       </w:r>
@@ -485,7 +445,6 @@
       <w:r>
         <w:rPr>
           <w:rFonts w:ascii="Microsoft YaHei" w:hAnsi="Microsoft YaHei" w:eastAsia="Microsoft YaHei"/>
-          <w:sz w:val="22"/>
         </w:rPr>
         <w:t>一张规范统计表至少包括：</w:t>
       </w:r>
@@ -495,72 +454,56 @@
       <w:r>
         <w:rPr>
           <w:rFonts w:ascii="Microsoft YaHei" w:hAnsi="Microsoft YaHei" w:eastAsia="Microsoft YaHei"/>
-          <w:sz w:val="22"/>
-        </w:rPr>
-        <w:t>| 部分 | 作用 | 常见位置 |</w:t>
-      </w:r>
-    </w:p>
-    <w:p>
-      <w:r>
-        <w:rPr>
-          <w:rFonts w:ascii="Microsoft YaHei" w:hAnsi="Microsoft YaHei" w:eastAsia="Microsoft YaHei"/>
-          <w:sz w:val="22"/>
-        </w:rPr>
-        <w:t>|---|---|---|</w:t>
-      </w:r>
-    </w:p>
-    <w:p>
-      <w:r>
-        <w:rPr>
-          <w:rFonts w:ascii="Microsoft YaHei" w:hAnsi="Microsoft YaHei" w:eastAsia="Microsoft YaHei"/>
-          <w:sz w:val="22"/>
-        </w:rPr>
-        <w:t>| 表号 | 方便引用 | 表题前 |</w:t>
-      </w:r>
-    </w:p>
-    <w:p>
-      <w:r>
-        <w:rPr>
-          <w:rFonts w:ascii="Microsoft YaHei" w:hAnsi="Microsoft YaHei" w:eastAsia="Microsoft YaHei"/>
-          <w:sz w:val="22"/>
-        </w:rPr>
-        <w:t>| 表题 | 简明说明表的内容 | 表的上方 |</w:t>
-      </w:r>
-    </w:p>
-    <w:p>
-      <w:r>
-        <w:rPr>
-          <w:rFonts w:ascii="Microsoft YaHei" w:hAnsi="Microsoft YaHei" w:eastAsia="Microsoft YaHei"/>
-          <w:sz w:val="22"/>
-        </w:rPr>
-        <w:t>| 横标目 | 通常表示研究对象、组别或分类 | 表的左侧 |</w:t>
-      </w:r>
-    </w:p>
-    <w:p>
-      <w:r>
-        <w:rPr>
-          <w:rFonts w:ascii="Microsoft YaHei" w:hAnsi="Microsoft YaHei" w:eastAsia="Microsoft YaHei"/>
-          <w:sz w:val="22"/>
-        </w:rPr>
-        <w:t>| 纵标目 | 通常表示观察指标或统计指标 | 表的上方 |</w:t>
-      </w:r>
-    </w:p>
-    <w:p>
-      <w:r>
-        <w:rPr>
-          <w:rFonts w:ascii="Microsoft YaHei" w:hAnsi="Microsoft YaHei" w:eastAsia="Microsoft YaHei"/>
-          <w:sz w:val="22"/>
-        </w:rPr>
-        <w:t>| 数字区 | 填写频数、均数、率等结果 | 表格主体 |</w:t>
-      </w:r>
-    </w:p>
-    <w:p>
-      <w:r>
-        <w:rPr>
-          <w:rFonts w:ascii="Microsoft YaHei" w:hAnsi="Microsoft YaHei" w:eastAsia="Microsoft YaHei"/>
-          <w:sz w:val="22"/>
-        </w:rPr>
-        <w:t>| 备注 | 解释缩写、统计量、特殊标记 | 表的下方 |</w:t>
+        </w:rPr>
+        <w:t>部分 | 作用 | 常见位置</w:t>
+      </w:r>
+    </w:p>
+    <w:p>
+      <w:r>
+        <w:rPr>
+          <w:rFonts w:ascii="Microsoft YaHei" w:hAnsi="Microsoft YaHei" w:eastAsia="Microsoft YaHei"/>
+        </w:rPr>
+        <w:t>表号 | 方便引用 | 表题前</w:t>
+      </w:r>
+    </w:p>
+    <w:p>
+      <w:r>
+        <w:rPr>
+          <w:rFonts w:ascii="Microsoft YaHei" w:hAnsi="Microsoft YaHei" w:eastAsia="Microsoft YaHei"/>
+        </w:rPr>
+        <w:t>表题 | 简明说明表的内容 | 表的上方</w:t>
+      </w:r>
+    </w:p>
+    <w:p>
+      <w:r>
+        <w:rPr>
+          <w:rFonts w:ascii="Microsoft YaHei" w:hAnsi="Microsoft YaHei" w:eastAsia="Microsoft YaHei"/>
+        </w:rPr>
+        <w:t>横标目 | 通常表示研究对象、组别或分类 | 表的左侧</w:t>
+      </w:r>
+    </w:p>
+    <w:p>
+      <w:r>
+        <w:rPr>
+          <w:rFonts w:ascii="Microsoft YaHei" w:hAnsi="Microsoft YaHei" w:eastAsia="Microsoft YaHei"/>
+        </w:rPr>
+        <w:t>纵标目 | 通常表示观察指标或统计指标 | 表的上方</w:t>
+      </w:r>
+    </w:p>
+    <w:p>
+      <w:r>
+        <w:rPr>
+          <w:rFonts w:ascii="Microsoft YaHei" w:hAnsi="Microsoft YaHei" w:eastAsia="Microsoft YaHei"/>
+        </w:rPr>
+        <w:t>数字区 | 填写频数、均数、率等结果 | 表格主体</w:t>
+      </w:r>
+    </w:p>
+    <w:p>
+      <w:r>
+        <w:rPr>
+          <w:rFonts w:ascii="Microsoft YaHei" w:hAnsi="Microsoft YaHei" w:eastAsia="Microsoft YaHei"/>
+        </w:rPr>
+        <w:t>备注 | 解释缩写、统计量、特殊标记 | 表的下方</w:t>
       </w:r>
     </w:p>
     <w:p/>
@@ -568,7 +511,6 @@
       <w:r>
         <w:rPr>
           <w:rFonts w:ascii="Microsoft YaHei" w:hAnsi="Microsoft YaHei" w:eastAsia="Microsoft YaHei"/>
-          <w:sz w:val="22"/>
         </w:rPr>
         <w:t>最容易混的地方：</w:t>
       </w:r>
@@ -581,7 +523,6 @@
       <w:r>
         <w:rPr>
           <w:rFonts w:ascii="Microsoft YaHei" w:hAnsi="Microsoft YaHei" w:eastAsia="Microsoft YaHei"/>
-          <w:sz w:val="22"/>
         </w:rPr>
         <w:t>表题在表的上方。</w:t>
       </w:r>
@@ -593,7 +534,6 @@
       <w:r>
         <w:rPr>
           <w:rFonts w:ascii="Microsoft YaHei" w:hAnsi="Microsoft YaHei" w:eastAsia="Microsoft YaHei"/>
-          <w:sz w:val="22"/>
         </w:rPr>
         <w:t>图题一般在图的下方。</w:t>
       </w:r>
@@ -605,7 +545,6 @@
       <w:r>
         <w:rPr>
           <w:rFonts w:ascii="Microsoft YaHei" w:hAnsi="Microsoft YaHei" w:eastAsia="Microsoft YaHei"/>
-          <w:sz w:val="22"/>
         </w:rPr>
         <w:t>横标目通常在左侧，像“主语”。</w:t>
       </w:r>
@@ -617,7 +556,6 @@
       <w:r>
         <w:rPr>
           <w:rFonts w:ascii="Microsoft YaHei" w:hAnsi="Microsoft YaHei" w:eastAsia="Microsoft YaHei"/>
-          <w:sz w:val="22"/>
         </w:rPr>
         <w:t>纵标目通常在上方，像“谓语或指标”。</w:t>
       </w:r>
@@ -627,7 +565,6 @@
       <w:r>
         <w:rPr>
           <w:rFonts w:ascii="Microsoft YaHei" w:hAnsi="Microsoft YaHei" w:eastAsia="Microsoft YaHei"/>
-          <w:sz w:val="22"/>
         </w:rPr>
         <w:t>数字书写原则：</w:t>
       </w:r>
@@ -640,7 +577,6 @@
       <w:r>
         <w:rPr>
           <w:rFonts w:ascii="Microsoft YaHei" w:hAnsi="Microsoft YaHei" w:eastAsia="Microsoft YaHei"/>
-          <w:sz w:val="22"/>
         </w:rPr>
         <w:t>同一指标的小数位数一致。</w:t>
       </w:r>
@@ -652,7 +588,6 @@
       <w:r>
         <w:rPr>
           <w:rFonts w:ascii="Microsoft YaHei" w:hAnsi="Microsoft YaHei" w:eastAsia="Microsoft YaHei"/>
-          <w:sz w:val="22"/>
         </w:rPr>
         <w:t>数字按小数点或个位对齐。</w:t>
       </w:r>
@@ -664,7 +599,6 @@
       <w:r>
         <w:rPr>
           <w:rFonts w:ascii="Microsoft YaHei" w:hAnsi="Microsoft YaHei" w:eastAsia="Microsoft YaHei"/>
-          <w:sz w:val="22"/>
         </w:rPr>
         <w:t>表内尽量不要留空格。</w:t>
       </w:r>
@@ -676,7 +610,6 @@
       <w:r>
         <w:rPr>
           <w:rFonts w:ascii="Microsoft YaHei" w:hAnsi="Microsoft YaHei" w:eastAsia="Microsoft YaHei"/>
-          <w:sz w:val="22"/>
         </w:rPr>
         <w:t>没有数据要用规范符号说明，不要随便空着。</w:t>
       </w:r>
@@ -688,7 +621,6 @@
       <w:r>
         <w:rPr>
           <w:rFonts w:ascii="Microsoft YaHei" w:hAnsi="Microsoft YaHei" w:eastAsia="Microsoft YaHei"/>
-          <w:sz w:val="22"/>
         </w:rPr>
         <w:t>备注放在表下方。</w:t>
       </w:r>
@@ -698,7 +630,6 @@
       <w:r>
         <w:rPr>
           <w:rFonts w:ascii="Microsoft YaHei" w:hAnsi="Microsoft YaHei" w:eastAsia="Microsoft YaHei"/>
-          <w:sz w:val="22"/>
         </w:rPr>
         <w:t>高频判断：</w:t>
       </w:r>
@@ -708,9 +639,8 @@
       <w:r>
         <w:rPr>
           <w:rFonts w:ascii="Microsoft YaHei" w:hAnsi="Microsoft YaHei" w:eastAsia="Microsoft YaHei"/>
-          <w:sz w:val="22"/>
-        </w:rPr>
-        <w:t>&gt; 统计表不是内容越多越好。好的统计表应该重点突出、层次清楚。</w:t>
+        </w:rPr>
+        <w:t>统计表不是内容越多越好。好的统计表应该重点突出、层次清楚。</w:t>
       </w:r>
     </w:p>
     <w:p/>
@@ -718,7 +648,6 @@
       <w:r>
         <w:rPr>
           <w:rFonts w:ascii="Microsoft YaHei" w:hAnsi="Microsoft YaHei" w:eastAsia="Microsoft YaHei"/>
-          <w:sz w:val="22"/>
         </w:rPr>
         <w:t>---</w:t>
       </w:r>
@@ -737,7 +666,6 @@
       <w:r>
         <w:rPr>
           <w:rFonts w:ascii="Microsoft YaHei" w:hAnsi="Microsoft YaHei" w:eastAsia="Microsoft YaHei"/>
-          <w:sz w:val="22"/>
         </w:rPr>
         <w:t>选图不要先背图名，先问表达目的。</w:t>
       </w:r>
@@ -747,81 +675,64 @@
       <w:r>
         <w:rPr>
           <w:rFonts w:ascii="Microsoft YaHei" w:hAnsi="Microsoft YaHei" w:eastAsia="Microsoft YaHei"/>
-          <w:sz w:val="22"/>
-        </w:rPr>
-        <w:t>| 表达目的 | 常用图形 | 关键词 |</w:t>
-      </w:r>
-    </w:p>
-    <w:p>
-      <w:r>
-        <w:rPr>
-          <w:rFonts w:ascii="Microsoft YaHei" w:hAnsi="Microsoft YaHei" w:eastAsia="Microsoft YaHei"/>
-          <w:sz w:val="22"/>
-        </w:rPr>
-        <w:t>|---|---|---|</w:t>
-      </w:r>
-    </w:p>
-    <w:p>
-      <w:r>
-        <w:rPr>
-          <w:rFonts w:ascii="Microsoft YaHei" w:hAnsi="Microsoft YaHei" w:eastAsia="Microsoft YaHei"/>
-          <w:sz w:val="22"/>
-        </w:rPr>
-        <w:t>| 比较几个相互独立类别的数量或率 | 条图 | 比较大小 |</w:t>
-      </w:r>
-    </w:p>
-    <w:p>
-      <w:r>
-        <w:rPr>
-          <w:rFonts w:ascii="Microsoft YaHei" w:hAnsi="Microsoft YaHei" w:eastAsia="Microsoft YaHei"/>
-          <w:sz w:val="22"/>
-        </w:rPr>
-        <w:t>| 表示构成比 | 圆图、百分条图 | 组成、构成 |</w:t>
-      </w:r>
-    </w:p>
-    <w:p>
-      <w:r>
-        <w:rPr>
-          <w:rFonts w:ascii="Microsoft YaHei" w:hAnsi="Microsoft YaHei" w:eastAsia="Microsoft YaHei"/>
-          <w:sz w:val="22"/>
-        </w:rPr>
-        <w:t>| 表示连续变量的频数分布 | 直方图 | 分布形态 |</w:t>
-      </w:r>
-    </w:p>
-    <w:p>
-      <w:r>
-        <w:rPr>
-          <w:rFonts w:ascii="Microsoft YaHei" w:hAnsi="Microsoft YaHei" w:eastAsia="Microsoft YaHei"/>
-          <w:sz w:val="22"/>
-        </w:rPr>
-        <w:t>| 表示随时间或顺序变化的趋势 | 线图 | 动态变化 |</w:t>
-      </w:r>
-    </w:p>
-    <w:p>
-      <w:r>
-        <w:rPr>
-          <w:rFonts w:ascii="Microsoft YaHei" w:hAnsi="Microsoft YaHei" w:eastAsia="Microsoft YaHei"/>
-          <w:sz w:val="22"/>
-        </w:rPr>
-        <w:t>| 比较发展速度，尤其数量级差别明显 | 半对数线图 | 相对速度 |</w:t>
-      </w:r>
-    </w:p>
-    <w:p>
-      <w:r>
-        <w:rPr>
-          <w:rFonts w:ascii="Microsoft YaHei" w:hAnsi="Microsoft YaHei" w:eastAsia="Microsoft YaHei"/>
-          <w:sz w:val="22"/>
-        </w:rPr>
-        <w:t>| 表示两个计量变量之间关系 | 散点图 | 相关、回归 |</w:t>
-      </w:r>
-    </w:p>
-    <w:p>
-      <w:r>
-        <w:rPr>
-          <w:rFonts w:ascii="Microsoft YaHei" w:hAnsi="Microsoft YaHei" w:eastAsia="Microsoft YaHei"/>
-          <w:sz w:val="22"/>
-        </w:rPr>
-        <w:t>| 表示地区分布 | 统计地图 | 地理差异 |</w:t>
+        </w:rPr>
+        <w:t>表达目的 | 常用图形 | 关键词</w:t>
+      </w:r>
+    </w:p>
+    <w:p>
+      <w:r>
+        <w:rPr>
+          <w:rFonts w:ascii="Microsoft YaHei" w:hAnsi="Microsoft YaHei" w:eastAsia="Microsoft YaHei"/>
+        </w:rPr>
+        <w:t>比较几个相互独立类别的数量或率 | 条图 | 比较大小</w:t>
+      </w:r>
+    </w:p>
+    <w:p>
+      <w:r>
+        <w:rPr>
+          <w:rFonts w:ascii="Microsoft YaHei" w:hAnsi="Microsoft YaHei" w:eastAsia="Microsoft YaHei"/>
+        </w:rPr>
+        <w:t>表示构成比 | 圆图、百分条图 | 组成、构成</w:t>
+      </w:r>
+    </w:p>
+    <w:p>
+      <w:r>
+        <w:rPr>
+          <w:rFonts w:ascii="Microsoft YaHei" w:hAnsi="Microsoft YaHei" w:eastAsia="Microsoft YaHei"/>
+        </w:rPr>
+        <w:t>表示连续变量的频数分布 | 直方图 | 分布形态</w:t>
+      </w:r>
+    </w:p>
+    <w:p>
+      <w:r>
+        <w:rPr>
+          <w:rFonts w:ascii="Microsoft YaHei" w:hAnsi="Microsoft YaHei" w:eastAsia="Microsoft YaHei"/>
+        </w:rPr>
+        <w:t>表示随时间或顺序变化的趋势 | 线图 | 动态变化</w:t>
+      </w:r>
+    </w:p>
+    <w:p>
+      <w:r>
+        <w:rPr>
+          <w:rFonts w:ascii="Microsoft YaHei" w:hAnsi="Microsoft YaHei" w:eastAsia="Microsoft YaHei"/>
+        </w:rPr>
+        <w:t>比较发展速度，尤其数量级差别明显 | 半对数线图 | 相对速度</w:t>
+      </w:r>
+    </w:p>
+    <w:p>
+      <w:r>
+        <w:rPr>
+          <w:rFonts w:ascii="Microsoft YaHei" w:hAnsi="Microsoft YaHei" w:eastAsia="Microsoft YaHei"/>
+        </w:rPr>
+        <w:t>表示两个计量变量之间关系 | 散点图 | 相关、回归</w:t>
+      </w:r>
+    </w:p>
+    <w:p>
+      <w:r>
+        <w:rPr>
+          <w:rFonts w:ascii="Microsoft YaHei" w:hAnsi="Microsoft YaHei" w:eastAsia="Microsoft YaHei"/>
+        </w:rPr>
+        <w:t>表示地区分布 | 统计地图 | 地理差异</w:t>
       </w:r>
     </w:p>
     <w:p/>
@@ -829,7 +740,6 @@
       <w:r>
         <w:rPr>
           <w:rFonts w:ascii="Microsoft YaHei" w:hAnsi="Microsoft YaHei" w:eastAsia="Microsoft YaHei"/>
-          <w:sz w:val="22"/>
         </w:rPr>
         <w:t>做选择题时，把题干里的关键词翻译成图形。</w:t>
       </w:r>
@@ -842,7 +752,6 @@
       <w:r>
         <w:rPr>
           <w:rFonts w:ascii="Microsoft YaHei" w:hAnsi="Microsoft YaHei" w:eastAsia="Microsoft YaHei"/>
-          <w:sz w:val="22"/>
         </w:rPr>
         <w:t>“比较几种疾病的发病率”：条图或复式条图。</w:t>
       </w:r>
@@ -854,7 +763,6 @@
       <w:r>
         <w:rPr>
           <w:rFonts w:ascii="Microsoft YaHei" w:hAnsi="Microsoft YaHei" w:eastAsia="Microsoft YaHei"/>
-          <w:sz w:val="22"/>
         </w:rPr>
         <w:t>“某年死因构成”：圆图或百分条图。</w:t>
       </w:r>
@@ -866,7 +774,6 @@
       <w:r>
         <w:rPr>
           <w:rFonts w:ascii="Microsoft YaHei" w:hAnsi="Microsoft YaHei" w:eastAsia="Microsoft YaHei"/>
-          <w:sz w:val="22"/>
         </w:rPr>
         <w:t>“连续五年变化趋势”：线图。</w:t>
       </w:r>
@@ -878,7 +785,6 @@
       <w:r>
         <w:rPr>
           <w:rFonts w:ascii="Microsoft YaHei" w:hAnsi="Microsoft YaHei" w:eastAsia="Microsoft YaHei"/>
-          <w:sz w:val="22"/>
         </w:rPr>
         <w:t>“两个变量的关系”：散点图。</w:t>
       </w:r>
@@ -890,7 +796,6 @@
       <w:r>
         <w:rPr>
           <w:rFonts w:ascii="Microsoft YaHei" w:hAnsi="Microsoft YaHei" w:eastAsia="Microsoft YaHei"/>
-          <w:sz w:val="22"/>
         </w:rPr>
         <w:t>“年龄分布、身高分布、频数分布”：直方图。</w:t>
       </w:r>
@@ -902,7 +807,6 @@
       <w:r>
         <w:rPr>
           <w:rFonts w:ascii="Microsoft YaHei" w:hAnsi="Microsoft YaHei" w:eastAsia="Microsoft YaHei"/>
-          <w:sz w:val="22"/>
         </w:rPr>
         <w:t>“两个地区多年上升速度”：半对数线图。</w:t>
       </w:r>
@@ -912,7 +816,6 @@
       <w:r>
         <w:rPr>
           <w:rFonts w:ascii="Microsoft YaHei" w:hAnsi="Microsoft YaHei" w:eastAsia="Microsoft YaHei"/>
-          <w:sz w:val="22"/>
         </w:rPr>
         <w:t>---</w:t>
       </w:r>
@@ -931,7 +834,6 @@
       <w:r>
         <w:rPr>
           <w:rFonts w:ascii="Microsoft YaHei" w:hAnsi="Microsoft YaHei" w:eastAsia="Microsoft YaHei"/>
-          <w:sz w:val="22"/>
         </w:rPr>
         <w:t>条图用于比较相互独立的类别。</w:t>
       </w:r>
@@ -941,7 +843,6 @@
       <w:r>
         <w:rPr>
           <w:rFonts w:ascii="Microsoft YaHei" w:hAnsi="Microsoft YaHei" w:eastAsia="Microsoft YaHei"/>
-          <w:sz w:val="22"/>
         </w:rPr>
         <w:t>适合：</w:t>
       </w:r>
@@ -954,7 +855,6 @@
       <w:r>
         <w:rPr>
           <w:rFonts w:ascii="Microsoft YaHei" w:hAnsi="Microsoft YaHei" w:eastAsia="Microsoft YaHei"/>
-          <w:sz w:val="22"/>
         </w:rPr>
         <w:t>不同性别患病率比较。</w:t>
       </w:r>
@@ -966,7 +866,6 @@
       <w:r>
         <w:rPr>
           <w:rFonts w:ascii="Microsoft YaHei" w:hAnsi="Microsoft YaHei" w:eastAsia="Microsoft YaHei"/>
-          <w:sz w:val="22"/>
         </w:rPr>
         <w:t>不同治疗组有效率比较。</w:t>
       </w:r>
@@ -978,7 +877,6 @@
       <w:r>
         <w:rPr>
           <w:rFonts w:ascii="Microsoft YaHei" w:hAnsi="Microsoft YaHei" w:eastAsia="Microsoft YaHei"/>
-          <w:sz w:val="22"/>
         </w:rPr>
         <w:t>不同疾病病死率比较。</w:t>
       </w:r>
@@ -990,7 +888,6 @@
       <w:r>
         <w:rPr>
           <w:rFonts w:ascii="Microsoft YaHei" w:hAnsi="Microsoft YaHei" w:eastAsia="Microsoft YaHei"/>
-          <w:sz w:val="22"/>
         </w:rPr>
         <w:t>不同年份中几种疾病的发病率比较。</w:t>
       </w:r>
@@ -1000,7 +897,6 @@
       <w:r>
         <w:rPr>
           <w:rFonts w:ascii="Microsoft YaHei" w:hAnsi="Microsoft YaHei" w:eastAsia="Microsoft YaHei"/>
-          <w:sz w:val="22"/>
         </w:rPr>
         <w:t>条图的关键规则：</w:t>
       </w:r>
@@ -1013,7 +909,6 @@
       <w:r>
         <w:rPr>
           <w:rFonts w:ascii="Microsoft YaHei" w:hAnsi="Microsoft YaHei" w:eastAsia="Microsoft YaHei"/>
-          <w:sz w:val="22"/>
         </w:rPr>
         <w:t>纵轴通常必须从 0 开始。</w:t>
       </w:r>
@@ -1025,7 +920,6 @@
       <w:r>
         <w:rPr>
           <w:rFonts w:ascii="Microsoft YaHei" w:hAnsi="Microsoft YaHei" w:eastAsia="Microsoft YaHei"/>
-          <w:sz w:val="22"/>
         </w:rPr>
         <w:t>条与条之间要有间隔。</w:t>
       </w:r>
@@ -1037,7 +931,6 @@
       <w:r>
         <w:rPr>
           <w:rFonts w:ascii="Microsoft YaHei" w:hAnsi="Microsoft YaHei" w:eastAsia="Microsoft YaHei"/>
-          <w:sz w:val="22"/>
         </w:rPr>
         <w:t>条的宽度应相等。</w:t>
       </w:r>
@@ -1049,7 +942,6 @@
       <w:r>
         <w:rPr>
           <w:rFonts w:ascii="Microsoft YaHei" w:hAnsi="Microsoft YaHei" w:eastAsia="Microsoft YaHei"/>
-          <w:sz w:val="22"/>
         </w:rPr>
         <w:t>分类项目不要太多。</w:t>
       </w:r>
@@ -1059,7 +951,6 @@
       <w:r>
         <w:rPr>
           <w:rFonts w:ascii="Microsoft YaHei" w:hAnsi="Microsoft YaHei" w:eastAsia="Microsoft YaHei"/>
-          <w:sz w:val="22"/>
         </w:rPr>
         <w:t>普通条图和复式条图：</w:t>
       </w:r>
@@ -1069,45 +960,32 @@
       <w:r>
         <w:rPr>
           <w:rFonts w:ascii="Microsoft YaHei" w:hAnsi="Microsoft YaHei" w:eastAsia="Microsoft YaHei"/>
-          <w:sz w:val="22"/>
-        </w:rPr>
-        <w:t>| 类型 | 用法 |</w:t>
-      </w:r>
-    </w:p>
-    <w:p>
-      <w:r>
-        <w:rPr>
-          <w:rFonts w:ascii="Microsoft YaHei" w:hAnsi="Microsoft YaHei" w:eastAsia="Microsoft YaHei"/>
-          <w:sz w:val="22"/>
-        </w:rPr>
-        <w:t>|---|---|</w:t>
-      </w:r>
-    </w:p>
-    <w:p>
-      <w:r>
-        <w:rPr>
-          <w:rFonts w:ascii="Microsoft YaHei" w:hAnsi="Microsoft YaHei" w:eastAsia="Microsoft YaHei"/>
-          <w:sz w:val="22"/>
-        </w:rPr>
-        <w:t>| 单式条图 | 比较一组分类项目的一个指标 |</w:t>
-      </w:r>
-    </w:p>
-    <w:p>
-      <w:r>
-        <w:rPr>
-          <w:rFonts w:ascii="Microsoft YaHei" w:hAnsi="Microsoft YaHei" w:eastAsia="Microsoft YaHei"/>
-          <w:sz w:val="22"/>
-        </w:rPr>
-        <w:t>| 复式条图 | 同时比较两个或多个组内的多个类别 |</w:t>
-      </w:r>
-    </w:p>
-    <w:p>
-      <w:r>
-        <w:rPr>
-          <w:rFonts w:ascii="Microsoft YaHei" w:hAnsi="Microsoft YaHei" w:eastAsia="Microsoft YaHei"/>
-          <w:sz w:val="22"/>
-        </w:rPr>
-        <w:t>| 百分条图 | 比较构成比 |</w:t>
+        </w:rPr>
+        <w:t>类型 | 用法</w:t>
+      </w:r>
+    </w:p>
+    <w:p>
+      <w:r>
+        <w:rPr>
+          <w:rFonts w:ascii="Microsoft YaHei" w:hAnsi="Microsoft YaHei" w:eastAsia="Microsoft YaHei"/>
+        </w:rPr>
+        <w:t>单式条图 | 比较一组分类项目的一个指标</w:t>
+      </w:r>
+    </w:p>
+    <w:p>
+      <w:r>
+        <w:rPr>
+          <w:rFonts w:ascii="Microsoft YaHei" w:hAnsi="Microsoft YaHei" w:eastAsia="Microsoft YaHei"/>
+        </w:rPr>
+        <w:t>复式条图 | 同时比较两个或多个组内的多个类别</w:t>
+      </w:r>
+    </w:p>
+    <w:p>
+      <w:r>
+        <w:rPr>
+          <w:rFonts w:ascii="Microsoft YaHei" w:hAnsi="Microsoft YaHei" w:eastAsia="Microsoft YaHei"/>
+        </w:rPr>
+        <w:t>百分条图 | 比较构成比</w:t>
       </w:r>
     </w:p>
     <w:p/>
@@ -1115,7 +993,6 @@
       <w:r>
         <w:rPr>
           <w:rFonts w:ascii="Microsoft YaHei" w:hAnsi="Microsoft YaHei" w:eastAsia="Microsoft YaHei"/>
-          <w:sz w:val="22"/>
         </w:rPr>
         <w:t>高频陷阱：</w:t>
       </w:r>
@@ -1125,9 +1002,8 @@
       <w:r>
         <w:rPr>
           <w:rFonts w:ascii="Microsoft YaHei" w:hAnsi="Microsoft YaHei" w:eastAsia="Microsoft YaHei"/>
-          <w:sz w:val="22"/>
-        </w:rPr>
-        <w:t>&gt; 条图适合“分类之间比较”，不是连续变量分布。连续变量分布优先想到直方图。</w:t>
+        </w:rPr>
+        <w:t>条图适合“分类之间比较”，不是连续变量分布。连续变量分布优先想到直方图。</w:t>
       </w:r>
     </w:p>
     <w:p/>
@@ -1135,7 +1011,6 @@
       <w:r>
         <w:rPr>
           <w:rFonts w:ascii="Microsoft YaHei" w:hAnsi="Microsoft YaHei" w:eastAsia="Microsoft YaHei"/>
-          <w:sz w:val="22"/>
         </w:rPr>
         <w:t>---</w:t>
       </w:r>
@@ -1154,7 +1029,6 @@
       <w:r>
         <w:rPr>
           <w:rFonts w:ascii="Microsoft YaHei" w:hAnsi="Microsoft YaHei" w:eastAsia="Microsoft YaHei"/>
-          <w:sz w:val="22"/>
         </w:rPr>
         <w:t>圆图和百分条图都用来表示构成比。</w:t>
       </w:r>
@@ -1164,7 +1038,6 @@
       <w:r>
         <w:rPr>
           <w:rFonts w:ascii="Microsoft YaHei" w:hAnsi="Microsoft YaHei" w:eastAsia="Microsoft YaHei"/>
-          <w:sz w:val="22"/>
         </w:rPr>
         <w:t>适合：</w:t>
       </w:r>
@@ -1177,7 +1050,6 @@
       <w:r>
         <w:rPr>
           <w:rFonts w:ascii="Microsoft YaHei" w:hAnsi="Microsoft YaHei" w:eastAsia="Microsoft YaHei"/>
-          <w:sz w:val="22"/>
         </w:rPr>
         <w:t>某地区某年死因构成。</w:t>
       </w:r>
@@ -1189,7 +1061,6 @@
       <w:r>
         <w:rPr>
           <w:rFonts w:ascii="Microsoft YaHei" w:hAnsi="Microsoft YaHei" w:eastAsia="Microsoft YaHei"/>
-          <w:sz w:val="22"/>
         </w:rPr>
         <w:t>某医院患者疾病类型构成。</w:t>
       </w:r>
@@ -1201,7 +1072,6 @@
       <w:r>
         <w:rPr>
           <w:rFonts w:ascii="Microsoft YaHei" w:hAnsi="Microsoft YaHei" w:eastAsia="Microsoft YaHei"/>
-          <w:sz w:val="22"/>
         </w:rPr>
         <w:t>某样本中不同血型构成。</w:t>
       </w:r>
@@ -1211,7 +1081,6 @@
       <w:r>
         <w:rPr>
           <w:rFonts w:ascii="Microsoft YaHei" w:hAnsi="Microsoft YaHei" w:eastAsia="Microsoft YaHei"/>
-          <w:sz w:val="22"/>
         </w:rPr>
         <w:t>注意：</w:t>
       </w:r>
@@ -1224,7 +1093,6 @@
       <w:r>
         <w:rPr>
           <w:rFonts w:ascii="Microsoft YaHei" w:hAnsi="Microsoft YaHei" w:eastAsia="Microsoft YaHei"/>
-          <w:sz w:val="22"/>
         </w:rPr>
         <w:t>各部分之和应为 100%。</w:t>
       </w:r>
@@ -1236,7 +1104,6 @@
       <w:r>
         <w:rPr>
           <w:rFonts w:ascii="Microsoft YaHei" w:hAnsi="Microsoft YaHei" w:eastAsia="Microsoft YaHei"/>
-          <w:sz w:val="22"/>
         </w:rPr>
         <w:t>类别不要太多。</w:t>
       </w:r>
@@ -1248,7 +1115,6 @@
       <w:r>
         <w:rPr>
           <w:rFonts w:ascii="Microsoft YaHei" w:hAnsi="Microsoft YaHei" w:eastAsia="Microsoft YaHei"/>
-          <w:sz w:val="22"/>
         </w:rPr>
         <w:t>圆图更直观，百分条图更便于不同组之间比较构成。</w:t>
       </w:r>
@@ -1258,7 +1124,6 @@
       <w:r>
         <w:rPr>
           <w:rFonts w:ascii="Microsoft YaHei" w:hAnsi="Microsoft YaHei" w:eastAsia="Microsoft YaHei"/>
-          <w:sz w:val="22"/>
         </w:rPr>
         <w:t>最常见错误：</w:t>
       </w:r>
@@ -1268,9 +1133,8 @@
       <w:r>
         <w:rPr>
           <w:rFonts w:ascii="Microsoft YaHei" w:hAnsi="Microsoft YaHei" w:eastAsia="Microsoft YaHei"/>
-          <w:sz w:val="22"/>
-        </w:rPr>
-        <w:t>&gt; 圆图不是用来比较率高低的首选图，而是用来表达“整体由哪些部分构成”。</w:t>
+        </w:rPr>
+        <w:t>圆图不是用来比较率高低的首选图，而是用来表达“整体由哪些部分构成”。</w:t>
       </w:r>
     </w:p>
     <w:p/>
@@ -1278,7 +1142,6 @@
       <w:r>
         <w:rPr>
           <w:rFonts w:ascii="Microsoft YaHei" w:hAnsi="Microsoft YaHei" w:eastAsia="Microsoft YaHei"/>
-          <w:sz w:val="22"/>
         </w:rPr>
         <w:t>---</w:t>
       </w:r>
@@ -1297,7 +1160,6 @@
       <w:r>
         <w:rPr>
           <w:rFonts w:ascii="Microsoft YaHei" w:hAnsi="Microsoft YaHei" w:eastAsia="Microsoft YaHei"/>
-          <w:sz w:val="22"/>
         </w:rPr>
         <w:t>直方图用于表示连续变量的频数分布。</w:t>
       </w:r>
@@ -1307,7 +1169,6 @@
       <w:r>
         <w:rPr>
           <w:rFonts w:ascii="Microsoft YaHei" w:hAnsi="Microsoft YaHei" w:eastAsia="Microsoft YaHei"/>
-          <w:sz w:val="22"/>
         </w:rPr>
         <w:t>适合：</w:t>
       </w:r>
@@ -1320,7 +1181,6 @@
       <w:r>
         <w:rPr>
           <w:rFonts w:ascii="Microsoft YaHei" w:hAnsi="Microsoft YaHei" w:eastAsia="Microsoft YaHei"/>
-          <w:sz w:val="22"/>
         </w:rPr>
         <w:t>年龄分布。</w:t>
       </w:r>
@@ -1332,7 +1192,6 @@
       <w:r>
         <w:rPr>
           <w:rFonts w:ascii="Microsoft YaHei" w:hAnsi="Microsoft YaHei" w:eastAsia="Microsoft YaHei"/>
-          <w:sz w:val="22"/>
         </w:rPr>
         <w:t>身高分布。</w:t>
       </w:r>
@@ -1344,7 +1203,6 @@
       <w:r>
         <w:rPr>
           <w:rFonts w:ascii="Microsoft YaHei" w:hAnsi="Microsoft YaHei" w:eastAsia="Microsoft YaHei"/>
-          <w:sz w:val="22"/>
         </w:rPr>
         <w:t>血压分布。</w:t>
       </w:r>
@@ -1356,7 +1214,6 @@
       <w:r>
         <w:rPr>
           <w:rFonts w:ascii="Microsoft YaHei" w:hAnsi="Microsoft YaHei" w:eastAsia="Microsoft YaHei"/>
-          <w:sz w:val="22"/>
         </w:rPr>
         <w:t>住院天数分布。</w:t>
       </w:r>
@@ -1366,7 +1223,6 @@
       <w:r>
         <w:rPr>
           <w:rFonts w:ascii="Microsoft YaHei" w:hAnsi="Microsoft YaHei" w:eastAsia="Microsoft YaHei"/>
-          <w:sz w:val="22"/>
         </w:rPr>
         <w:t>直方图和条图的区别：</w:t>
       </w:r>
@@ -1376,54 +1232,40 @@
       <w:r>
         <w:rPr>
           <w:rFonts w:ascii="Microsoft YaHei" w:hAnsi="Microsoft YaHei" w:eastAsia="Microsoft YaHei"/>
-          <w:sz w:val="22"/>
-        </w:rPr>
-        <w:t>| 对比点 | 直方图 | 条图 |</w:t>
-      </w:r>
-    </w:p>
-    <w:p>
-      <w:r>
-        <w:rPr>
-          <w:rFonts w:ascii="Microsoft YaHei" w:hAnsi="Microsoft YaHei" w:eastAsia="Microsoft YaHei"/>
-          <w:sz w:val="22"/>
-        </w:rPr>
-        <w:t>|---|---|---|</w:t>
-      </w:r>
-    </w:p>
-    <w:p>
-      <w:r>
-        <w:rPr>
-          <w:rFonts w:ascii="Microsoft YaHei" w:hAnsi="Microsoft YaHei" w:eastAsia="Microsoft YaHei"/>
-          <w:sz w:val="22"/>
-        </w:rPr>
-        <w:t>| 资料类型 | 连续型计量资料分组 | 分类资料 |</w:t>
-      </w:r>
-    </w:p>
-    <w:p>
-      <w:r>
-        <w:rPr>
-          <w:rFonts w:ascii="Microsoft YaHei" w:hAnsi="Microsoft YaHei" w:eastAsia="Microsoft YaHei"/>
-          <w:sz w:val="22"/>
-        </w:rPr>
-        <w:t>| 横轴 | 连续变量分组 | 相互独立类别 |</w:t>
-      </w:r>
-    </w:p>
-    <w:p>
-      <w:r>
-        <w:rPr>
-          <w:rFonts w:ascii="Microsoft YaHei" w:hAnsi="Microsoft YaHei" w:eastAsia="Microsoft YaHei"/>
-          <w:sz w:val="22"/>
-        </w:rPr>
-        <w:t>| 柱间距离 | 通常相连 | 通常有间隔 |</w:t>
-      </w:r>
-    </w:p>
-    <w:p>
-      <w:r>
-        <w:rPr>
-          <w:rFonts w:ascii="Microsoft YaHei" w:hAnsi="Microsoft YaHei" w:eastAsia="Microsoft YaHei"/>
-          <w:sz w:val="22"/>
-        </w:rPr>
-        <w:t>| 主要用途 | 看分布形态 | 比较大小 |</w:t>
+        </w:rPr>
+        <w:t>对比点 | 直方图 | 条图</w:t>
+      </w:r>
+    </w:p>
+    <w:p>
+      <w:r>
+        <w:rPr>
+          <w:rFonts w:ascii="Microsoft YaHei" w:hAnsi="Microsoft YaHei" w:eastAsia="Microsoft YaHei"/>
+        </w:rPr>
+        <w:t>资料类型 | 连续型计量资料分组 | 分类资料</w:t>
+      </w:r>
+    </w:p>
+    <w:p>
+      <w:r>
+        <w:rPr>
+          <w:rFonts w:ascii="Microsoft YaHei" w:hAnsi="Microsoft YaHei" w:eastAsia="Microsoft YaHei"/>
+        </w:rPr>
+        <w:t>横轴 | 连续变量分组 | 相互独立类别</w:t>
+      </w:r>
+    </w:p>
+    <w:p>
+      <w:r>
+        <w:rPr>
+          <w:rFonts w:ascii="Microsoft YaHei" w:hAnsi="Microsoft YaHei" w:eastAsia="Microsoft YaHei"/>
+        </w:rPr>
+        <w:t>柱间距离 | 通常相连 | 通常有间隔</w:t>
+      </w:r>
+    </w:p>
+    <w:p>
+      <w:r>
+        <w:rPr>
+          <w:rFonts w:ascii="Microsoft YaHei" w:hAnsi="Microsoft YaHei" w:eastAsia="Microsoft YaHei"/>
+        </w:rPr>
+        <w:t>主要用途 | 看分布形态 | 比较大小</w:t>
       </w:r>
     </w:p>
     <w:p/>
@@ -1431,7 +1273,6 @@
       <w:r>
         <w:rPr>
           <w:rFonts w:ascii="Microsoft YaHei" w:hAnsi="Microsoft YaHei" w:eastAsia="Microsoft YaHei"/>
-          <w:sz w:val="22"/>
         </w:rPr>
         <w:t>组距问题：</w:t>
       </w:r>
@@ -1444,7 +1285,6 @@
       <w:r>
         <w:rPr>
           <w:rFonts w:ascii="Microsoft YaHei" w:hAnsi="Microsoft YaHei" w:eastAsia="Microsoft YaHei"/>
-          <w:sz w:val="22"/>
         </w:rPr>
         <w:t>组距相等时，矩形高度可代表频数。</w:t>
       </w:r>
@@ -1456,7 +1296,6 @@
       <w:r>
         <w:rPr>
           <w:rFonts w:ascii="Microsoft YaHei" w:hAnsi="Microsoft YaHei" w:eastAsia="Microsoft YaHei"/>
-          <w:sz w:val="22"/>
         </w:rPr>
         <w:t>组距不等时，不能简单只看高度，要考虑频数密度。</w:t>
       </w:r>
@@ -1466,7 +1305,6 @@
       <w:r>
         <w:rPr>
           <w:rFonts w:ascii="Microsoft YaHei" w:hAnsi="Microsoft YaHei" w:eastAsia="Microsoft YaHei"/>
-          <w:sz w:val="22"/>
         </w:rPr>
         <w:t>考试通常先抓住：</w:t>
       </w:r>
@@ -1476,9 +1314,8 @@
       <w:r>
         <w:rPr>
           <w:rFonts w:ascii="Microsoft YaHei" w:hAnsi="Microsoft YaHei" w:eastAsia="Microsoft YaHei"/>
-          <w:sz w:val="22"/>
-        </w:rPr>
-        <w:t>&gt; 描述连续变量的频数分布，优先想到直方图。</w:t>
+        </w:rPr>
+        <w:t>描述连续变量的频数分布，优先想到直方图。</w:t>
       </w:r>
     </w:p>
     <w:p/>
@@ -1486,7 +1323,6 @@
       <w:r>
         <w:rPr>
           <w:rFonts w:ascii="Microsoft YaHei" w:hAnsi="Microsoft YaHei" w:eastAsia="Microsoft YaHei"/>
-          <w:sz w:val="22"/>
         </w:rPr>
         <w:t>---</w:t>
       </w:r>
@@ -1505,7 +1341,6 @@
       <w:r>
         <w:rPr>
           <w:rFonts w:ascii="Microsoft YaHei" w:hAnsi="Microsoft YaHei" w:eastAsia="Microsoft YaHei"/>
-          <w:sz w:val="22"/>
         </w:rPr>
         <w:t>普通线图用于表示某指标随时间或顺序的变化趋势。</w:t>
       </w:r>
@@ -1515,7 +1350,6 @@
       <w:r>
         <w:rPr>
           <w:rFonts w:ascii="Microsoft YaHei" w:hAnsi="Microsoft YaHei" w:eastAsia="Microsoft YaHei"/>
-          <w:sz w:val="22"/>
         </w:rPr>
         <w:t>适合：</w:t>
       </w:r>
@@ -1528,7 +1362,6 @@
       <w:r>
         <w:rPr>
           <w:rFonts w:ascii="Microsoft YaHei" w:hAnsi="Microsoft YaHei" w:eastAsia="Microsoft YaHei"/>
-          <w:sz w:val="22"/>
         </w:rPr>
         <w:t>某病发病率连续几年变化。</w:t>
       </w:r>
@@ -1540,7 +1373,6 @@
       <w:r>
         <w:rPr>
           <w:rFonts w:ascii="Microsoft YaHei" w:hAnsi="Microsoft YaHei" w:eastAsia="Microsoft YaHei"/>
-          <w:sz w:val="22"/>
         </w:rPr>
         <w:t>某地区死亡率逐年变化。</w:t>
       </w:r>
@@ -1552,7 +1384,6 @@
       <w:r>
         <w:rPr>
           <w:rFonts w:ascii="Microsoft YaHei" w:hAnsi="Microsoft YaHei" w:eastAsia="Microsoft YaHei"/>
-          <w:sz w:val="22"/>
         </w:rPr>
         <w:t>治疗后某指标随时间变化。</w:t>
       </w:r>
@@ -1562,7 +1393,6 @@
       <w:r>
         <w:rPr>
           <w:rFonts w:ascii="Microsoft YaHei" w:hAnsi="Microsoft YaHei" w:eastAsia="Microsoft YaHei"/>
-          <w:sz w:val="22"/>
         </w:rPr>
         <w:t>普通线图重点看绝对变化。</w:t>
       </w:r>
@@ -1572,7 +1402,6 @@
       <w:r>
         <w:rPr>
           <w:rFonts w:ascii="Microsoft YaHei" w:hAnsi="Microsoft YaHei" w:eastAsia="Microsoft YaHei"/>
-          <w:sz w:val="22"/>
         </w:rPr>
         <w:t>半对数线图用于比较相对变化速度。</w:t>
       </w:r>
@@ -1582,7 +1411,6 @@
       <w:r>
         <w:rPr>
           <w:rFonts w:ascii="Microsoft YaHei" w:hAnsi="Microsoft YaHei" w:eastAsia="Microsoft YaHei"/>
-          <w:sz w:val="22"/>
         </w:rPr>
         <w:t>适合：</w:t>
       </w:r>
@@ -1595,7 +1423,6 @@
       <w:r>
         <w:rPr>
           <w:rFonts w:ascii="Microsoft YaHei" w:hAnsi="Microsoft YaHei" w:eastAsia="Microsoft YaHei"/>
-          <w:sz w:val="22"/>
         </w:rPr>
         <w:t>两种疾病原始水平相差很大，但想比较增长速度。</w:t>
       </w:r>
@@ -1607,7 +1434,6 @@
       <w:r>
         <w:rPr>
           <w:rFonts w:ascii="Microsoft YaHei" w:hAnsi="Microsoft YaHei" w:eastAsia="Microsoft YaHei"/>
-          <w:sz w:val="22"/>
         </w:rPr>
         <w:t>两地多年死亡率上升速度比较。</w:t>
       </w:r>
@@ -1619,7 +1445,6 @@
       <w:r>
         <w:rPr>
           <w:rFonts w:ascii="Microsoft YaHei" w:hAnsi="Microsoft YaHei" w:eastAsia="Microsoft YaHei"/>
-          <w:sz w:val="22"/>
         </w:rPr>
         <w:t>指标差异悬殊时比较发展速度。</w:t>
       </w:r>
@@ -1629,7 +1454,6 @@
       <w:r>
         <w:rPr>
           <w:rFonts w:ascii="Microsoft YaHei" w:hAnsi="Microsoft YaHei" w:eastAsia="Microsoft YaHei"/>
-          <w:sz w:val="22"/>
         </w:rPr>
         <w:t>半对数线图特点：</w:t>
       </w:r>
@@ -1642,7 +1466,6 @@
       <w:r>
         <w:rPr>
           <w:rFonts w:ascii="Microsoft YaHei" w:hAnsi="Microsoft YaHei" w:eastAsia="Microsoft YaHei"/>
-          <w:sz w:val="22"/>
         </w:rPr>
         <w:t>横轴为普通算术尺度。</w:t>
       </w:r>
@@ -1654,7 +1477,6 @@
       <w:r>
         <w:rPr>
           <w:rFonts w:ascii="Microsoft YaHei" w:hAnsi="Microsoft YaHei" w:eastAsia="Microsoft YaHei"/>
-          <w:sz w:val="22"/>
         </w:rPr>
         <w:t>纵轴为对数尺度。</w:t>
       </w:r>
@@ -1666,7 +1488,6 @@
       <w:r>
         <w:rPr>
           <w:rFonts w:ascii="Microsoft YaHei" w:hAnsi="Microsoft YaHei" w:eastAsia="Microsoft YaHei"/>
-          <w:sz w:val="22"/>
         </w:rPr>
         <w:t>纵轴没有 0 点。</w:t>
       </w:r>
@@ -1678,7 +1499,6 @@
       <w:r>
         <w:rPr>
           <w:rFonts w:ascii="Microsoft YaHei" w:hAnsi="Microsoft YaHei" w:eastAsia="Microsoft YaHei"/>
-          <w:sz w:val="22"/>
         </w:rPr>
         <w:t>相同斜率表示相同相对变化速度。</w:t>
       </w:r>
@@ -1688,7 +1508,6 @@
       <w:r>
         <w:rPr>
           <w:rFonts w:ascii="Microsoft YaHei" w:hAnsi="Microsoft YaHei" w:eastAsia="Microsoft YaHei"/>
-          <w:sz w:val="22"/>
         </w:rPr>
         <w:t>高频陷阱：</w:t>
       </w:r>
@@ -1698,9 +1517,8 @@
       <w:r>
         <w:rPr>
           <w:rFonts w:ascii="Microsoft YaHei" w:hAnsi="Microsoft YaHei" w:eastAsia="Microsoft YaHei"/>
-          <w:sz w:val="22"/>
-        </w:rPr>
-        <w:t>&gt; 半对数线图不是通过绝对差值反映速度，而是更适合比较相对变化速度。</w:t>
+        </w:rPr>
+        <w:t>半对数线图不是通过绝对差值反映速度，而是更适合比较相对变化速度。</w:t>
       </w:r>
     </w:p>
     <w:p/>
@@ -1708,7 +1526,6 @@
       <w:r>
         <w:rPr>
           <w:rFonts w:ascii="Microsoft YaHei" w:hAnsi="Microsoft YaHei" w:eastAsia="Microsoft YaHei"/>
-          <w:sz w:val="22"/>
         </w:rPr>
         <w:t>---</w:t>
       </w:r>
@@ -1727,7 +1544,6 @@
       <w:r>
         <w:rPr>
           <w:rFonts w:ascii="Microsoft YaHei" w:hAnsi="Microsoft YaHei" w:eastAsia="Microsoft YaHei"/>
-          <w:sz w:val="22"/>
         </w:rPr>
         <w:t>散点图用于表示两个计量变量之间的关系。</w:t>
       </w:r>
@@ -1737,7 +1553,6 @@
       <w:r>
         <w:rPr>
           <w:rFonts w:ascii="Microsoft YaHei" w:hAnsi="Microsoft YaHei" w:eastAsia="Microsoft YaHei"/>
-          <w:sz w:val="22"/>
         </w:rPr>
         <w:t>适合：</w:t>
       </w:r>
@@ -1750,7 +1565,6 @@
       <w:r>
         <w:rPr>
           <w:rFonts w:ascii="Microsoft YaHei" w:hAnsi="Microsoft YaHei" w:eastAsia="Microsoft YaHei"/>
-          <w:sz w:val="22"/>
         </w:rPr>
         <w:t>身高与体重的关系。</w:t>
       </w:r>
@@ -1762,7 +1576,6 @@
       <w:r>
         <w:rPr>
           <w:rFonts w:ascii="Microsoft YaHei" w:hAnsi="Microsoft YaHei" w:eastAsia="Microsoft YaHei"/>
-          <w:sz w:val="22"/>
         </w:rPr>
         <w:t>年龄与血压的关系。</w:t>
       </w:r>
@@ -1774,7 +1587,6 @@
       <w:r>
         <w:rPr>
           <w:rFonts w:ascii="Microsoft YaHei" w:hAnsi="Microsoft YaHei" w:eastAsia="Microsoft YaHei"/>
-          <w:sz w:val="22"/>
         </w:rPr>
         <w:t>胸围与体重的关系。</w:t>
       </w:r>
@@ -1786,7 +1598,6 @@
       <w:r>
         <w:rPr>
           <w:rFonts w:ascii="Microsoft YaHei" w:hAnsi="Microsoft YaHei" w:eastAsia="Microsoft YaHei"/>
-          <w:sz w:val="22"/>
         </w:rPr>
         <w:t>剂量与反应强度的关系。</w:t>
       </w:r>
@@ -1796,7 +1607,6 @@
       <w:r>
         <w:rPr>
           <w:rFonts w:ascii="Microsoft YaHei" w:hAnsi="Microsoft YaHei" w:eastAsia="Microsoft YaHei"/>
-          <w:sz w:val="22"/>
         </w:rPr>
         <w:t>散点图常用于：</w:t>
       </w:r>
@@ -1809,7 +1619,6 @@
       <w:r>
         <w:rPr>
           <w:rFonts w:ascii="Microsoft YaHei" w:hAnsi="Microsoft YaHei" w:eastAsia="Microsoft YaHei"/>
-          <w:sz w:val="22"/>
         </w:rPr>
         <w:t>判断是否有线性趋势。</w:t>
       </w:r>
@@ -1821,7 +1630,6 @@
       <w:r>
         <w:rPr>
           <w:rFonts w:ascii="Microsoft YaHei" w:hAnsi="Microsoft YaHei" w:eastAsia="Microsoft YaHei"/>
-          <w:sz w:val="22"/>
         </w:rPr>
         <w:t>判断相关方向。</w:t>
       </w:r>
@@ -1833,7 +1641,6 @@
       <w:r>
         <w:rPr>
           <w:rFonts w:ascii="Microsoft YaHei" w:hAnsi="Microsoft YaHei" w:eastAsia="Microsoft YaHei"/>
-          <w:sz w:val="22"/>
         </w:rPr>
         <w:t>判断是否有异常点。</w:t>
       </w:r>
@@ -1845,7 +1652,6 @@
       <w:r>
         <w:rPr>
           <w:rFonts w:ascii="Microsoft YaHei" w:hAnsi="Microsoft YaHei" w:eastAsia="Microsoft YaHei"/>
-          <w:sz w:val="22"/>
         </w:rPr>
         <w:t>为相关分析和线性回归做直观检查。</w:t>
       </w:r>
@@ -1855,7 +1661,6 @@
       <w:r>
         <w:rPr>
           <w:rFonts w:ascii="Microsoft YaHei" w:hAnsi="Microsoft YaHei" w:eastAsia="Microsoft YaHei"/>
-          <w:sz w:val="22"/>
         </w:rPr>
         <w:t>看散点图时问三件事：</w:t>
       </w:r>
@@ -1868,7 +1673,6 @@
       <w:r>
         <w:rPr>
           <w:rFonts w:ascii="Microsoft YaHei" w:hAnsi="Microsoft YaHei" w:eastAsia="Microsoft YaHei"/>
-          <w:sz w:val="22"/>
         </w:rPr>
         <w:t>点云是否大致呈直线趋势？</w:t>
       </w:r>
@@ -1880,7 +1684,6 @@
       <w:r>
         <w:rPr>
           <w:rFonts w:ascii="Microsoft YaHei" w:hAnsi="Microsoft YaHei" w:eastAsia="Microsoft YaHei"/>
-          <w:sz w:val="22"/>
         </w:rPr>
         <w:t>趋势是正相关还是负相关？</w:t>
       </w:r>
@@ -1892,7 +1695,6 @@
       <w:r>
         <w:rPr>
           <w:rFonts w:ascii="Microsoft YaHei" w:hAnsi="Microsoft YaHei" w:eastAsia="Microsoft YaHei"/>
-          <w:sz w:val="22"/>
         </w:rPr>
         <w:t>是否有明显异常点或曲线关系？</w:t>
       </w:r>
@@ -1902,7 +1704,6 @@
       <w:r>
         <w:rPr>
           <w:rFonts w:ascii="Microsoft YaHei" w:hAnsi="Microsoft YaHei" w:eastAsia="Microsoft YaHei"/>
-          <w:sz w:val="22"/>
         </w:rPr>
         <w:t>一句话：</w:t>
       </w:r>
@@ -1912,9 +1713,8 @@
       <w:r>
         <w:rPr>
           <w:rFonts w:ascii="Microsoft YaHei" w:hAnsi="Microsoft YaHei" w:eastAsia="Microsoft YaHei"/>
-          <w:sz w:val="22"/>
-        </w:rPr>
-        <w:t>&gt; 凡是题干说“两个计量变量之间关系”，优先想到散点图。</w:t>
+        </w:rPr>
+        <w:t>凡是题干说“两个计量变量之间关系”，优先想到散点图。</w:t>
       </w:r>
     </w:p>
     <w:p/>
@@ -1922,7 +1722,6 @@
       <w:r>
         <w:rPr>
           <w:rFonts w:ascii="Microsoft YaHei" w:hAnsi="Microsoft YaHei" w:eastAsia="Microsoft YaHei"/>
-          <w:sz w:val="22"/>
         </w:rPr>
         <w:t>---</w:t>
       </w:r>
@@ -1941,7 +1740,6 @@
       <w:r>
         <w:rPr>
           <w:rFonts w:ascii="Microsoft YaHei" w:hAnsi="Microsoft YaHei" w:eastAsia="Microsoft YaHei"/>
-          <w:sz w:val="22"/>
         </w:rPr>
         <w:t>统计图要做到：</w:t>
       </w:r>
@@ -1954,7 +1752,6 @@
       <w:r>
         <w:rPr>
           <w:rFonts w:ascii="Microsoft YaHei" w:hAnsi="Microsoft YaHei" w:eastAsia="Microsoft YaHei"/>
-          <w:sz w:val="22"/>
         </w:rPr>
         <w:t>图题简明，通常放在图下方。</w:t>
       </w:r>
@@ -1966,7 +1763,6 @@
       <w:r>
         <w:rPr>
           <w:rFonts w:ascii="Microsoft YaHei" w:hAnsi="Microsoft YaHei" w:eastAsia="Microsoft YaHei"/>
-          <w:sz w:val="22"/>
         </w:rPr>
         <w:t>坐标轴要有名称和单位。</w:t>
       </w:r>
@@ -1978,7 +1774,6 @@
       <w:r>
         <w:rPr>
           <w:rFonts w:ascii="Microsoft YaHei" w:hAnsi="Microsoft YaHei" w:eastAsia="Microsoft YaHei"/>
-          <w:sz w:val="22"/>
         </w:rPr>
         <w:t>纵轴刻度要合理。</w:t>
       </w:r>
@@ -1990,7 +1785,6 @@
       <w:r>
         <w:rPr>
           <w:rFonts w:ascii="Microsoft YaHei" w:hAnsi="Microsoft YaHei" w:eastAsia="Microsoft YaHei"/>
-          <w:sz w:val="22"/>
         </w:rPr>
         <w:t>有多条线或多组条时要有图例。</w:t>
       </w:r>
@@ -2002,7 +1796,6 @@
       <w:r>
         <w:rPr>
           <w:rFonts w:ascii="Microsoft YaHei" w:hAnsi="Microsoft YaHei" w:eastAsia="Microsoft YaHei"/>
-          <w:sz w:val="22"/>
         </w:rPr>
         <w:t>图形类型要和资料类型匹配。</w:t>
       </w:r>
@@ -2014,7 +1807,6 @@
       <w:r>
         <w:rPr>
           <w:rFonts w:ascii="Microsoft YaHei" w:hAnsi="Microsoft YaHei" w:eastAsia="Microsoft YaHei"/>
-          <w:sz w:val="22"/>
         </w:rPr>
         <w:t>不要为了好看牺牲统计含义。</w:t>
       </w:r>
@@ -2024,7 +1816,6 @@
       <w:r>
         <w:rPr>
           <w:rFonts w:ascii="Microsoft YaHei" w:hAnsi="Microsoft YaHei" w:eastAsia="Microsoft YaHei"/>
-          <w:sz w:val="22"/>
         </w:rPr>
         <w:t>常考规则：</w:t>
       </w:r>
@@ -2034,63 +1825,48 @@
       <w:r>
         <w:rPr>
           <w:rFonts w:ascii="Microsoft YaHei" w:hAnsi="Microsoft YaHei" w:eastAsia="Microsoft YaHei"/>
-          <w:sz w:val="22"/>
-        </w:rPr>
-        <w:t>| 图形 | 纵轴是否通常从 0 开始 | 重点 |</w:t>
-      </w:r>
-    </w:p>
-    <w:p>
-      <w:r>
-        <w:rPr>
-          <w:rFonts w:ascii="Microsoft YaHei" w:hAnsi="Microsoft YaHei" w:eastAsia="Microsoft YaHei"/>
-          <w:sz w:val="22"/>
-        </w:rPr>
-        <w:t>|---|---|---|</w:t>
-      </w:r>
-    </w:p>
-    <w:p>
-      <w:r>
-        <w:rPr>
-          <w:rFonts w:ascii="Microsoft YaHei" w:hAnsi="Microsoft YaHei" w:eastAsia="Microsoft YaHei"/>
-          <w:sz w:val="22"/>
-        </w:rPr>
-        <w:t>| 条图 | 是 | 避免夸大差异 |</w:t>
-      </w:r>
-    </w:p>
-    <w:p>
-      <w:r>
-        <w:rPr>
-          <w:rFonts w:ascii="Microsoft YaHei" w:hAnsi="Microsoft YaHei" w:eastAsia="Microsoft YaHei"/>
-          <w:sz w:val="22"/>
-        </w:rPr>
-        <w:t>| 普通线图 | 不一定 | 看趋势 |</w:t>
-      </w:r>
-    </w:p>
-    <w:p>
-      <w:r>
-        <w:rPr>
-          <w:rFonts w:ascii="Microsoft YaHei" w:hAnsi="Microsoft YaHei" w:eastAsia="Microsoft YaHei"/>
-          <w:sz w:val="22"/>
-        </w:rPr>
-        <w:t>| 半对数线图 | 没有 0 点 | 看相对速度 |</w:t>
-      </w:r>
-    </w:p>
-    <w:p>
-      <w:r>
-        <w:rPr>
-          <w:rFonts w:ascii="Microsoft YaHei" w:hAnsi="Microsoft YaHei" w:eastAsia="Microsoft YaHei"/>
-          <w:sz w:val="22"/>
-        </w:rPr>
-        <w:t>| 散点图 | 不一定 | 看关系 |</w:t>
-      </w:r>
-    </w:p>
-    <w:p>
-      <w:r>
-        <w:rPr>
-          <w:rFonts w:ascii="Microsoft YaHei" w:hAnsi="Microsoft YaHei" w:eastAsia="Microsoft YaHei"/>
-          <w:sz w:val="22"/>
-        </w:rPr>
-        <w:t>| 直方图 | 通常从 0 开始 | 看频数分布 |</w:t>
+        </w:rPr>
+        <w:t>图形 | 纵轴是否通常从 0 开始 | 重点</w:t>
+      </w:r>
+    </w:p>
+    <w:p>
+      <w:r>
+        <w:rPr>
+          <w:rFonts w:ascii="Microsoft YaHei" w:hAnsi="Microsoft YaHei" w:eastAsia="Microsoft YaHei"/>
+        </w:rPr>
+        <w:t>条图 | 是 | 避免夸大差异</w:t>
+      </w:r>
+    </w:p>
+    <w:p>
+      <w:r>
+        <w:rPr>
+          <w:rFonts w:ascii="Microsoft YaHei" w:hAnsi="Microsoft YaHei" w:eastAsia="Microsoft YaHei"/>
+        </w:rPr>
+        <w:t>普通线图 | 不一定 | 看趋势</w:t>
+      </w:r>
+    </w:p>
+    <w:p>
+      <w:r>
+        <w:rPr>
+          <w:rFonts w:ascii="Microsoft YaHei" w:hAnsi="Microsoft YaHei" w:eastAsia="Microsoft YaHei"/>
+        </w:rPr>
+        <w:t>半对数线图 | 没有 0 点 | 看相对速度</w:t>
+      </w:r>
+    </w:p>
+    <w:p>
+      <w:r>
+        <w:rPr>
+          <w:rFonts w:ascii="Microsoft YaHei" w:hAnsi="Microsoft YaHei" w:eastAsia="Microsoft YaHei"/>
+        </w:rPr>
+        <w:t>散点图 | 不一定 | 看关系</w:t>
+      </w:r>
+    </w:p>
+    <w:p>
+      <w:r>
+        <w:rPr>
+          <w:rFonts w:ascii="Microsoft YaHei" w:hAnsi="Microsoft YaHei" w:eastAsia="Microsoft YaHei"/>
+        </w:rPr>
+        <w:t>直方图 | 通常从 0 开始 | 看频数分布</w:t>
       </w:r>
     </w:p>
     <w:p/>
@@ -2098,7 +1874,6 @@
       <w:r>
         <w:rPr>
           <w:rFonts w:ascii="Microsoft YaHei" w:hAnsi="Microsoft YaHei" w:eastAsia="Microsoft YaHei"/>
-          <w:sz w:val="22"/>
         </w:rPr>
         <w:t>考试遇到“纵坐标必须从 0 开始”，优先想到条图。</w:t>
       </w:r>
@@ -2108,7 +1883,6 @@
       <w:r>
         <w:rPr>
           <w:rFonts w:ascii="Microsoft YaHei" w:hAnsi="Microsoft YaHei" w:eastAsia="Microsoft YaHei"/>
-          <w:sz w:val="22"/>
         </w:rPr>
         <w:t>---</w:t>
       </w:r>
@@ -2127,7 +1901,6 @@
       <w:r>
         <w:rPr>
           <w:rFonts w:ascii="Microsoft YaHei" w:hAnsi="Microsoft YaHei" w:eastAsia="Microsoft YaHei"/>
-          <w:sz w:val="22"/>
         </w:rPr>
         <w:t>多元线性回归用于研究：</w:t>
       </w:r>
@@ -2137,9 +1910,8 @@
       <w:r>
         <w:rPr>
           <w:rFonts w:ascii="Microsoft YaHei" w:hAnsi="Microsoft YaHei" w:eastAsia="Microsoft YaHei"/>
-          <w:sz w:val="22"/>
-        </w:rPr>
-        <w:t>&gt; 多个自变量同时对一个计量因变量的影响。</w:t>
+        </w:rPr>
+        <w:t>多个自变量同时对一个计量因变量的影响。</w:t>
       </w:r>
     </w:p>
     <w:p/>
@@ -2147,7 +1919,6 @@
       <w:r>
         <w:rPr>
           <w:rFonts w:ascii="Microsoft YaHei" w:hAnsi="Microsoft YaHei" w:eastAsia="Microsoft YaHei"/>
-          <w:sz w:val="22"/>
         </w:rPr>
         <w:t>因变量要求：</w:t>
       </w:r>
@@ -2160,7 +1931,6 @@
       <w:r>
         <w:rPr>
           <w:rFonts w:ascii="Microsoft YaHei" w:hAnsi="Microsoft YaHei" w:eastAsia="Microsoft YaHei"/>
-          <w:sz w:val="22"/>
         </w:rPr>
         <w:t>通常是计量资料。</w:t>
       </w:r>
@@ -2172,7 +1942,6 @@
       <w:r>
         <w:rPr>
           <w:rFonts w:ascii="Microsoft YaHei" w:hAnsi="Microsoft YaHei" w:eastAsia="Microsoft YaHei"/>
-          <w:sz w:val="22"/>
         </w:rPr>
         <w:t>例如血压、血糖、住院天数、体重、评分、费用等。</w:t>
       </w:r>
@@ -2182,7 +1951,6 @@
       <w:r>
         <w:rPr>
           <w:rFonts w:ascii="Microsoft YaHei" w:hAnsi="Microsoft YaHei" w:eastAsia="Microsoft YaHei"/>
-          <w:sz w:val="22"/>
         </w:rPr>
         <w:t>自变量可以是：</w:t>
       </w:r>
@@ -2195,7 +1963,6 @@
       <w:r>
         <w:rPr>
           <w:rFonts w:ascii="Microsoft YaHei" w:hAnsi="Microsoft YaHei" w:eastAsia="Microsoft YaHei"/>
-          <w:sz w:val="22"/>
         </w:rPr>
         <w:t>计量变量，例如年龄、体重、剂量。</w:t>
       </w:r>
@@ -2207,7 +1974,6 @@
       <w:r>
         <w:rPr>
           <w:rFonts w:ascii="Microsoft YaHei" w:hAnsi="Microsoft YaHei" w:eastAsia="Microsoft YaHei"/>
-          <w:sz w:val="22"/>
         </w:rPr>
         <w:t>分类变量，例如性别、治疗组。</w:t>
       </w:r>
@@ -2219,7 +1985,6 @@
       <w:r>
         <w:rPr>
           <w:rFonts w:ascii="Microsoft YaHei" w:hAnsi="Microsoft YaHei" w:eastAsia="Microsoft YaHei"/>
-          <w:sz w:val="22"/>
         </w:rPr>
         <w:t>等级变量，例如病情轻中重。</w:t>
       </w:r>
@@ -2229,7 +1994,6 @@
       <w:r>
         <w:rPr>
           <w:rFonts w:ascii="Microsoft YaHei" w:hAnsi="Microsoft YaHei" w:eastAsia="Microsoft YaHei"/>
-          <w:sz w:val="22"/>
         </w:rPr>
         <w:t>分类或等级变量进入回归时，通常要编码，必要时设置哑变量。</w:t>
       </w:r>
@@ -2239,7 +2003,6 @@
       <w:r>
         <w:rPr>
           <w:rFonts w:ascii="Microsoft YaHei" w:hAnsi="Microsoft YaHei" w:eastAsia="Microsoft YaHei"/>
-          <w:sz w:val="22"/>
         </w:rPr>
         <w:t>多元线性回归模型可写成：</w:t>
       </w:r>
@@ -2249,7 +2012,6 @@
       <w:r>
         <w:rPr>
           <w:rFonts w:ascii="Microsoft YaHei" w:hAnsi="Microsoft YaHei" w:eastAsia="Microsoft YaHei"/>
-          <w:sz w:val="22"/>
         </w:rPr>
         <w:t>`Y = beta0 + beta1X1 + beta2X2 + ... + betakXk + error`</w:t>
       </w:r>
@@ -2259,7 +2021,6 @@
       <w:r>
         <w:rPr>
           <w:rFonts w:ascii="Microsoft YaHei" w:hAnsi="Microsoft YaHei" w:eastAsia="Microsoft YaHei"/>
-          <w:sz w:val="22"/>
         </w:rPr>
         <w:t>含义：</w:t>
       </w:r>
@@ -2272,7 +2033,6 @@
       <w:r>
         <w:rPr>
           <w:rFonts w:ascii="Microsoft YaHei" w:hAnsi="Microsoft YaHei" w:eastAsia="Microsoft YaHei"/>
-          <w:sz w:val="22"/>
         </w:rPr>
         <w:t>`Y`：因变量。</w:t>
       </w:r>
@@ -2284,7 +2044,6 @@
       <w:r>
         <w:rPr>
           <w:rFonts w:ascii="Microsoft YaHei" w:hAnsi="Microsoft YaHei" w:eastAsia="Microsoft YaHei"/>
-          <w:sz w:val="22"/>
         </w:rPr>
         <w:t>`X1, X2, ..., Xk`：多个自变量。</w:t>
       </w:r>
@@ -2296,7 +2055,6 @@
       <w:r>
         <w:rPr>
           <w:rFonts w:ascii="Microsoft YaHei" w:hAnsi="Microsoft YaHei" w:eastAsia="Microsoft YaHei"/>
-          <w:sz w:val="22"/>
         </w:rPr>
         <w:t>`beta0`：截距。</w:t>
       </w:r>
@@ -2308,7 +2066,6 @@
       <w:r>
         <w:rPr>
           <w:rFonts w:ascii="Microsoft YaHei" w:hAnsi="Microsoft YaHei" w:eastAsia="Microsoft YaHei"/>
-          <w:sz w:val="22"/>
         </w:rPr>
         <w:t>`beta1, beta2, ..., betak`：偏回归系数。</w:t>
       </w:r>
@@ -2320,7 +2077,6 @@
       <w:r>
         <w:rPr>
           <w:rFonts w:ascii="Microsoft YaHei" w:hAnsi="Microsoft YaHei" w:eastAsia="Microsoft YaHei"/>
-          <w:sz w:val="22"/>
         </w:rPr>
         <w:t>`error`：随机误差。</w:t>
       </w:r>
@@ -2330,7 +2086,6 @@
       <w:r>
         <w:rPr>
           <w:rFonts w:ascii="Microsoft YaHei" w:hAnsi="Microsoft YaHei" w:eastAsia="Microsoft YaHei"/>
-          <w:sz w:val="22"/>
         </w:rPr>
         <w:t>---</w:t>
       </w:r>
@@ -2349,7 +2104,6 @@
       <w:r>
         <w:rPr>
           <w:rFonts w:ascii="Microsoft YaHei" w:hAnsi="Microsoft YaHei" w:eastAsia="Microsoft YaHei"/>
-          <w:sz w:val="22"/>
         </w:rPr>
         <w:t>多元线性回归最核心的是偏回归系数。</w:t>
       </w:r>
@@ -2359,7 +2113,6 @@
       <w:r>
         <w:rPr>
           <w:rFonts w:ascii="Microsoft YaHei" w:hAnsi="Microsoft YaHei" w:eastAsia="Microsoft YaHei"/>
-          <w:sz w:val="22"/>
         </w:rPr>
         <w:t>偏回归系数的含义：</w:t>
       </w:r>
@@ -2369,9 +2122,8 @@
       <w:r>
         <w:rPr>
           <w:rFonts w:ascii="Microsoft YaHei" w:hAnsi="Microsoft YaHei" w:eastAsia="Microsoft YaHei"/>
-          <w:sz w:val="22"/>
-        </w:rPr>
-        <w:t>&gt; 在其他自变量保持不变时，某一个自变量每增加 1 个单位，因变量平均改变多少。</w:t>
+        </w:rPr>
+        <w:t>在其他自变量保持不变时，某一个自变量每增加 1 个单位，因变量平均改变多少。</w:t>
       </w:r>
     </w:p>
     <w:p/>
@@ -2379,7 +2131,6 @@
       <w:r>
         <w:rPr>
           <w:rFonts w:ascii="Microsoft YaHei" w:hAnsi="Microsoft YaHei" w:eastAsia="Microsoft YaHei"/>
-          <w:sz w:val="22"/>
         </w:rPr>
         <w:t>例子：</w:t>
       </w:r>
@@ -2389,7 +2140,6 @@
       <w:r>
         <w:rPr>
           <w:rFonts w:ascii="Microsoft YaHei" w:hAnsi="Microsoft YaHei" w:eastAsia="Microsoft YaHei"/>
-          <w:sz w:val="22"/>
         </w:rPr>
         <w:t>如果模型分析收缩压，包含年龄、体重、性别等因素。</w:t>
       </w:r>
@@ -2399,7 +2149,6 @@
       <w:r>
         <w:rPr>
           <w:rFonts w:ascii="Microsoft YaHei" w:hAnsi="Microsoft YaHei" w:eastAsia="Microsoft YaHei"/>
-          <w:sz w:val="22"/>
         </w:rPr>
         <w:t>年龄的偏回归系数为 0.8，可以解释为：</w:t>
       </w:r>
@@ -2409,9 +2158,8 @@
       <w:r>
         <w:rPr>
           <w:rFonts w:ascii="Microsoft YaHei" w:hAnsi="Microsoft YaHei" w:eastAsia="Microsoft YaHei"/>
-          <w:sz w:val="22"/>
-        </w:rPr>
-        <w:t>&gt; 在体重、性别等其他因素不变时，年龄每增加 1 岁，收缩压平均增加 0.8 个单位。</w:t>
+        </w:rPr>
+        <w:t>在体重、性别等其他因素不变时，年龄每增加 1 岁，收缩压平均增加 0.8 个单位。</w:t>
       </w:r>
     </w:p>
     <w:p/>
@@ -2419,7 +2167,6 @@
       <w:r>
         <w:rPr>
           <w:rFonts w:ascii="Microsoft YaHei" w:hAnsi="Microsoft YaHei" w:eastAsia="Microsoft YaHei"/>
-          <w:sz w:val="22"/>
         </w:rPr>
         <w:t>注意“其他因素不变”这几个字。</w:t>
       </w:r>
@@ -2429,7 +2176,6 @@
       <w:r>
         <w:rPr>
           <w:rFonts w:ascii="Microsoft YaHei" w:hAnsi="Microsoft YaHei" w:eastAsia="Microsoft YaHei"/>
-          <w:sz w:val="22"/>
         </w:rPr>
         <w:t>它正是多元回归和简单回归的区别。</w:t>
       </w:r>
@@ -2439,7 +2185,6 @@
       <w:r>
         <w:rPr>
           <w:rFonts w:ascii="Microsoft YaHei" w:hAnsi="Microsoft YaHei" w:eastAsia="Microsoft YaHei"/>
-          <w:sz w:val="22"/>
         </w:rPr>
         <w:t>选择题常问“衡量某自变量对因变量作用大小的指标”，在没有特别说明标准化时，优先想到偏回归系数。</w:t>
       </w:r>
@@ -2449,7 +2194,6 @@
       <w:r>
         <w:rPr>
           <w:rFonts w:ascii="Microsoft YaHei" w:hAnsi="Microsoft YaHei" w:eastAsia="Microsoft YaHei"/>
-          <w:sz w:val="22"/>
         </w:rPr>
         <w:t>---</w:t>
       </w:r>
@@ -2468,7 +2212,6 @@
       <w:r>
         <w:rPr>
           <w:rFonts w:ascii="Microsoft YaHei" w:hAnsi="Microsoft YaHei" w:eastAsia="Microsoft YaHei"/>
-          <w:sz w:val="22"/>
         </w:rPr>
         <w:t>标准化回归系数常写作 Beta。</w:t>
       </w:r>
@@ -2478,7 +2221,6 @@
       <w:r>
         <w:rPr>
           <w:rFonts w:ascii="Microsoft YaHei" w:hAnsi="Microsoft YaHei" w:eastAsia="Microsoft YaHei"/>
-          <w:sz w:val="22"/>
         </w:rPr>
         <w:t>它的作用：</w:t>
       </w:r>
@@ -2491,7 +2233,6 @@
       <w:r>
         <w:rPr>
           <w:rFonts w:ascii="Microsoft YaHei" w:hAnsi="Microsoft YaHei" w:eastAsia="Microsoft YaHei"/>
-          <w:sz w:val="22"/>
         </w:rPr>
         <w:t>把不同单位的自变量放到同一尺度上。</w:t>
       </w:r>
@@ -2503,7 +2244,6 @@
       <w:r>
         <w:rPr>
           <w:rFonts w:ascii="Microsoft YaHei" w:hAnsi="Microsoft YaHei" w:eastAsia="Microsoft YaHei"/>
-          <w:sz w:val="22"/>
         </w:rPr>
         <w:t>便于比较不同自变量对因变量影响的相对大小。</w:t>
       </w:r>
@@ -2513,7 +2253,6 @@
       <w:r>
         <w:rPr>
           <w:rFonts w:ascii="Microsoft YaHei" w:hAnsi="Microsoft YaHei" w:eastAsia="Microsoft YaHei"/>
-          <w:sz w:val="22"/>
         </w:rPr>
         <w:t>例如：</w:t>
       </w:r>
@@ -2526,7 +2265,6 @@
       <w:r>
         <w:rPr>
           <w:rFonts w:ascii="Microsoft YaHei" w:hAnsi="Microsoft YaHei" w:eastAsia="Microsoft YaHei"/>
-          <w:sz w:val="22"/>
         </w:rPr>
         <w:t>年龄单位是岁。</w:t>
       </w:r>
@@ -2538,7 +2276,6 @@
       <w:r>
         <w:rPr>
           <w:rFonts w:ascii="Microsoft YaHei" w:hAnsi="Microsoft YaHei" w:eastAsia="Microsoft YaHei"/>
-          <w:sz w:val="22"/>
         </w:rPr>
         <w:t>体重单位是 kg。</w:t>
       </w:r>
@@ -2550,7 +2287,6 @@
       <w:r>
         <w:rPr>
           <w:rFonts w:ascii="Microsoft YaHei" w:hAnsi="Microsoft YaHei" w:eastAsia="Microsoft YaHei"/>
-          <w:sz w:val="22"/>
         </w:rPr>
         <w:t>剂量单位是 mg。</w:t>
       </w:r>
@@ -2560,7 +2296,6 @@
       <w:r>
         <w:rPr>
           <w:rFonts w:ascii="Microsoft YaHei" w:hAnsi="Microsoft YaHei" w:eastAsia="Microsoft YaHei"/>
-          <w:sz w:val="22"/>
         </w:rPr>
         <w:t>这些变量原始单位不同，普通 B 不适合直接比较谁影响更大。</w:t>
       </w:r>
@@ -2570,7 +2305,6 @@
       <w:r>
         <w:rPr>
           <w:rFonts w:ascii="Microsoft YaHei" w:hAnsi="Microsoft YaHei" w:eastAsia="Microsoft YaHei"/>
-          <w:sz w:val="22"/>
         </w:rPr>
         <w:t>这时可以看标准化回归系数 Beta。</w:t>
       </w:r>
@@ -2580,7 +2314,6 @@
       <w:r>
         <w:rPr>
           <w:rFonts w:ascii="Microsoft YaHei" w:hAnsi="Microsoft YaHei" w:eastAsia="Microsoft YaHei"/>
-          <w:sz w:val="22"/>
         </w:rPr>
         <w:t>一句话：</w:t>
       </w:r>
@@ -2590,9 +2323,8 @@
       <w:r>
         <w:rPr>
           <w:rFonts w:ascii="Microsoft YaHei" w:hAnsi="Microsoft YaHei" w:eastAsia="Microsoft YaHei"/>
-          <w:sz w:val="22"/>
-        </w:rPr>
-        <w:t>&gt; B 用于写实际单位下的解释；Beta 更适合比较多个自变量的相对影响大小。</w:t>
+        </w:rPr>
+        <w:t>B 用于写实际单位下的解释；Beta 更适合比较多个自变量的相对影响大小。</w:t>
       </w:r>
     </w:p>
     <w:p/>
@@ -2600,7 +2332,6 @@
       <w:r>
         <w:rPr>
           <w:rFonts w:ascii="Microsoft YaHei" w:hAnsi="Microsoft YaHei" w:eastAsia="Microsoft YaHei"/>
-          <w:sz w:val="22"/>
         </w:rPr>
         <w:t>---</w:t>
       </w:r>
@@ -2619,7 +2350,6 @@
       <w:r>
         <w:rPr>
           <w:rFonts w:ascii="Microsoft YaHei" w:hAnsi="Microsoft YaHei" w:eastAsia="Microsoft YaHei"/>
-          <w:sz w:val="22"/>
         </w:rPr>
         <w:t>多元线性回归里常见两个指标：</w:t>
       </w:r>
@@ -2629,36 +2359,24 @@
       <w:r>
         <w:rPr>
           <w:rFonts w:ascii="Microsoft YaHei" w:hAnsi="Microsoft YaHei" w:eastAsia="Microsoft YaHei"/>
-          <w:sz w:val="22"/>
-        </w:rPr>
-        <w:t>| 指标 | 含义 | 记忆 |</w:t>
-      </w:r>
-    </w:p>
-    <w:p>
-      <w:r>
-        <w:rPr>
-          <w:rFonts w:ascii="Microsoft YaHei" w:hAnsi="Microsoft YaHei" w:eastAsia="Microsoft YaHei"/>
-          <w:sz w:val="22"/>
-        </w:rPr>
-        <w:t>|---|---|---|</w:t>
-      </w:r>
-    </w:p>
-    <w:p>
-      <w:r>
-        <w:rPr>
-          <w:rFonts w:ascii="Microsoft YaHei" w:hAnsi="Microsoft YaHei" w:eastAsia="Microsoft YaHei"/>
-          <w:sz w:val="22"/>
-        </w:rPr>
-        <w:t>| 复相关系数 R | 因变量实际值与模型预测值之间的相关程度 | 关系密切程度 |</w:t>
-      </w:r>
-    </w:p>
-    <w:p>
-      <w:r>
-        <w:rPr>
-          <w:rFonts w:ascii="Microsoft YaHei" w:hAnsi="Microsoft YaHei" w:eastAsia="Microsoft YaHei"/>
-          <w:sz w:val="22"/>
-        </w:rPr>
-        <w:t>| 决定系数 R Square | 模型能够解释因变量总变异的比例 | 解释百分比 |</w:t>
+        </w:rPr>
+        <w:t>指标 | 含义 | 记忆</w:t>
+      </w:r>
+    </w:p>
+    <w:p>
+      <w:r>
+        <w:rPr>
+          <w:rFonts w:ascii="Microsoft YaHei" w:hAnsi="Microsoft YaHei" w:eastAsia="Microsoft YaHei"/>
+        </w:rPr>
+        <w:t>复相关系数 R | 因变量实际值与模型预测值之间的相关程度 | 关系密切程度</w:t>
+      </w:r>
+    </w:p>
+    <w:p>
+      <w:r>
+        <w:rPr>
+          <w:rFonts w:ascii="Microsoft YaHei" w:hAnsi="Microsoft YaHei" w:eastAsia="Microsoft YaHei"/>
+        </w:rPr>
+        <w:t>决定系数 R Square | 模型能够解释因变量总变异的比例 | 解释百分比</w:t>
       </w:r>
     </w:p>
     <w:p/>
@@ -2666,7 +2384,6 @@
       <w:r>
         <w:rPr>
           <w:rFonts w:ascii="Microsoft YaHei" w:hAnsi="Microsoft YaHei" w:eastAsia="Microsoft YaHei"/>
-          <w:sz w:val="22"/>
         </w:rPr>
         <w:t>决定系数最常考。</w:t>
       </w:r>
@@ -2676,7 +2393,6 @@
       <w:r>
         <w:rPr>
           <w:rFonts w:ascii="Microsoft YaHei" w:hAnsi="Microsoft YaHei" w:eastAsia="Microsoft YaHei"/>
-          <w:sz w:val="22"/>
         </w:rPr>
         <w:t>如果 `R Square = 0.64`，可以理解为：</w:t>
       </w:r>
@@ -2686,9 +2402,8 @@
       <w:r>
         <w:rPr>
           <w:rFonts w:ascii="Microsoft YaHei" w:hAnsi="Microsoft YaHei" w:eastAsia="Microsoft YaHei"/>
-          <w:sz w:val="22"/>
-        </w:rPr>
-        <w:t>&gt; 这个回归模型中的自变量共同解释了因变量变异的 64%。</w:t>
+        </w:rPr>
+        <w:t>这个回归模型中的自变量共同解释了因变量变异的 64%。</w:t>
       </w:r>
     </w:p>
     <w:p/>
@@ -2696,7 +2411,6 @@
       <w:r>
         <w:rPr>
           <w:rFonts w:ascii="Microsoft YaHei" w:hAnsi="Microsoft YaHei" w:eastAsia="Microsoft YaHei"/>
-          <w:sz w:val="22"/>
         </w:rPr>
         <w:t>注意：</w:t>
       </w:r>
@@ -2709,7 +2423,6 @@
       <w:r>
         <w:rPr>
           <w:rFonts w:ascii="Microsoft YaHei" w:hAnsi="Microsoft YaHei" w:eastAsia="Microsoft YaHei"/>
-          <w:sz w:val="22"/>
         </w:rPr>
         <w:t>R Square 越大，模型解释程度越高。</w:t>
       </w:r>
@@ -2721,7 +2434,6 @@
       <w:r>
         <w:rPr>
           <w:rFonts w:ascii="Microsoft YaHei" w:hAnsi="Microsoft YaHei" w:eastAsia="Microsoft YaHei"/>
-          <w:sz w:val="22"/>
         </w:rPr>
         <w:t>但 R Square 大不等于每个自变量都有统计学意义。</w:t>
       </w:r>
@@ -2733,7 +2445,6 @@
       <w:r>
         <w:rPr>
           <w:rFonts w:ascii="Microsoft YaHei" w:hAnsi="Microsoft YaHei" w:eastAsia="Microsoft YaHei"/>
-          <w:sz w:val="22"/>
         </w:rPr>
         <w:t>自变量多时也要注意调整 R Square。</w:t>
       </w:r>
@@ -2743,7 +2454,6 @@
       <w:r>
         <w:rPr>
           <w:rFonts w:ascii="Microsoft YaHei" w:hAnsi="Microsoft YaHei" w:eastAsia="Microsoft YaHei"/>
-          <w:sz w:val="22"/>
         </w:rPr>
         <w:t>---</w:t>
       </w:r>
@@ -2762,7 +2472,6 @@
       <w:r>
         <w:rPr>
           <w:rFonts w:ascii="Microsoft YaHei" w:hAnsi="Microsoft YaHei" w:eastAsia="Microsoft YaHei"/>
-          <w:sz w:val="22"/>
         </w:rPr>
         <w:t>SPSS 输出通常要看三层。</w:t>
       </w:r>
@@ -2772,7 +2481,6 @@
       <w:r>
         <w:rPr>
           <w:rFonts w:ascii="Microsoft YaHei" w:hAnsi="Microsoft YaHei" w:eastAsia="Microsoft YaHei"/>
-          <w:sz w:val="22"/>
         </w:rPr>
         <w:t>第一层：模型摘要 Model Summary</w:t>
       </w:r>
@@ -2785,7 +2493,6 @@
       <w:r>
         <w:rPr>
           <w:rFonts w:ascii="Microsoft YaHei" w:hAnsi="Microsoft YaHei" w:eastAsia="Microsoft YaHei"/>
-          <w:sz w:val="22"/>
         </w:rPr>
         <w:t>看 R、R Square、Adjusted R Square。</w:t>
       </w:r>
@@ -2797,7 +2504,6 @@
       <w:r>
         <w:rPr>
           <w:rFonts w:ascii="Microsoft YaHei" w:hAnsi="Microsoft YaHei" w:eastAsia="Microsoft YaHei"/>
-          <w:sz w:val="22"/>
         </w:rPr>
         <w:t>回答模型解释程度。</w:t>
       </w:r>
@@ -2807,7 +2513,6 @@
       <w:r>
         <w:rPr>
           <w:rFonts w:ascii="Microsoft YaHei" w:hAnsi="Microsoft YaHei" w:eastAsia="Microsoft YaHei"/>
-          <w:sz w:val="22"/>
         </w:rPr>
         <w:t>第二层：ANOVA 表</w:t>
       </w:r>
@@ -2820,7 +2525,6 @@
       <w:r>
         <w:rPr>
           <w:rFonts w:ascii="Microsoft YaHei" w:hAnsi="Microsoft YaHei" w:eastAsia="Microsoft YaHei"/>
-          <w:sz w:val="22"/>
         </w:rPr>
         <w:t>看 F 值和 Sig.。</w:t>
       </w:r>
@@ -2832,7 +2536,6 @@
       <w:r>
         <w:rPr>
           <w:rFonts w:ascii="Microsoft YaHei" w:hAnsi="Microsoft YaHei" w:eastAsia="Microsoft YaHei"/>
-          <w:sz w:val="22"/>
         </w:rPr>
         <w:t>回答整个回归模型是否有统计学意义。</w:t>
       </w:r>
@@ -2842,7 +2545,6 @@
       <w:r>
         <w:rPr>
           <w:rFonts w:ascii="Microsoft YaHei" w:hAnsi="Microsoft YaHei" w:eastAsia="Microsoft YaHei"/>
-          <w:sz w:val="22"/>
         </w:rPr>
         <w:t>第三层：Coefficients 表</w:t>
       </w:r>
@@ -2855,7 +2557,6 @@
       <w:r>
         <w:rPr>
           <w:rFonts w:ascii="Microsoft YaHei" w:hAnsi="Microsoft YaHei" w:eastAsia="Microsoft YaHei"/>
-          <w:sz w:val="22"/>
         </w:rPr>
         <w:t>看每个自变量的 B、Beta、t、Sig.。</w:t>
       </w:r>
@@ -2867,7 +2568,6 @@
       <w:r>
         <w:rPr>
           <w:rFonts w:ascii="Microsoft YaHei" w:hAnsi="Microsoft YaHei" w:eastAsia="Microsoft YaHei"/>
-          <w:sz w:val="22"/>
         </w:rPr>
         <w:t>回答某个具体自变量是否有统计学意义。</w:t>
       </w:r>
@@ -2877,7 +2577,6 @@
       <w:r>
         <w:rPr>
           <w:rFonts w:ascii="Microsoft YaHei" w:hAnsi="Microsoft YaHei" w:eastAsia="Microsoft YaHei"/>
-          <w:sz w:val="22"/>
         </w:rPr>
         <w:t>判断顺序：</w:t>
       </w:r>
@@ -2890,7 +2589,6 @@
       <w:r>
         <w:rPr>
           <w:rFonts w:ascii="Microsoft YaHei" w:hAnsi="Microsoft YaHei" w:eastAsia="Microsoft YaHei"/>
-          <w:sz w:val="22"/>
         </w:rPr>
         <w:t>先看模型整体是否成立：ANOVA 表 Sig.。</w:t>
       </w:r>
@@ -2902,7 +2600,6 @@
       <w:r>
         <w:rPr>
           <w:rFonts w:ascii="Microsoft YaHei" w:hAnsi="Microsoft YaHei" w:eastAsia="Microsoft YaHei"/>
-          <w:sz w:val="22"/>
         </w:rPr>
         <w:t>再看模型解释比例：Model Summary 的 R Square。</w:t>
       </w:r>
@@ -2914,7 +2611,6 @@
       <w:r>
         <w:rPr>
           <w:rFonts w:ascii="Microsoft YaHei" w:hAnsi="Microsoft YaHei" w:eastAsia="Microsoft YaHei"/>
-          <w:sz w:val="22"/>
         </w:rPr>
         <w:t>再看每个自变量：Coefficients 表中每一行的 Sig. 和 B。</w:t>
       </w:r>
@@ -2924,7 +2620,6 @@
       <w:r>
         <w:rPr>
           <w:rFonts w:ascii="Microsoft YaHei" w:hAnsi="Microsoft YaHei" w:eastAsia="Microsoft YaHei"/>
-          <w:sz w:val="22"/>
         </w:rPr>
         <w:t>---</w:t>
       </w:r>
@@ -2943,7 +2638,6 @@
       <w:r>
         <w:rPr>
           <w:rFonts w:ascii="Microsoft YaHei" w:hAnsi="Microsoft YaHei" w:eastAsia="Microsoft YaHei"/>
-          <w:sz w:val="22"/>
         </w:rPr>
         <w:t>共线性指：</w:t>
       </w:r>
@@ -2953,9 +2647,8 @@
       <w:r>
         <w:rPr>
           <w:rFonts w:ascii="Microsoft YaHei" w:hAnsi="Microsoft YaHei" w:eastAsia="Microsoft YaHei"/>
-          <w:sz w:val="22"/>
-        </w:rPr>
-        <w:t>&gt; 自变量之间存在较强相关性。</w:t>
+        </w:rPr>
+        <w:t>自变量之间存在较强相关性。</w:t>
       </w:r>
     </w:p>
     <w:p/>
@@ -2963,7 +2656,6 @@
       <w:r>
         <w:rPr>
           <w:rFonts w:ascii="Microsoft YaHei" w:hAnsi="Microsoft YaHei" w:eastAsia="Microsoft YaHei"/>
-          <w:sz w:val="22"/>
         </w:rPr>
         <w:t>它不是：</w:t>
       </w:r>
@@ -2976,7 +2668,6 @@
       <w:r>
         <w:rPr>
           <w:rFonts w:ascii="Microsoft YaHei" w:hAnsi="Microsoft YaHei" w:eastAsia="Microsoft YaHei"/>
-          <w:sz w:val="22"/>
         </w:rPr>
         <w:t>因变量和自变量之间相关强。</w:t>
       </w:r>
@@ -2988,7 +2679,6 @@
       <w:r>
         <w:rPr>
           <w:rFonts w:ascii="Microsoft YaHei" w:hAnsi="Microsoft YaHei" w:eastAsia="Microsoft YaHei"/>
-          <w:sz w:val="22"/>
         </w:rPr>
         <w:t>各自变量与因变量的回归系数相同。</w:t>
       </w:r>
@@ -3000,7 +2690,6 @@
       <w:r>
         <w:rPr>
           <w:rFonts w:ascii="Microsoft YaHei" w:hAnsi="Microsoft YaHei" w:eastAsia="Microsoft YaHei"/>
-          <w:sz w:val="22"/>
         </w:rPr>
         <w:t>因变量和每个自变量的相关系数都大。</w:t>
       </w:r>
@@ -3010,7 +2699,6 @@
       <w:r>
         <w:rPr>
           <w:rFonts w:ascii="Microsoft YaHei" w:hAnsi="Microsoft YaHei" w:eastAsia="Microsoft YaHei"/>
-          <w:sz w:val="22"/>
         </w:rPr>
         <w:t>共线性的危险：</w:t>
       </w:r>
@@ -3023,7 +2711,6 @@
       <w:r>
         <w:rPr>
           <w:rFonts w:ascii="Microsoft YaHei" w:hAnsi="Microsoft YaHei" w:eastAsia="Microsoft YaHei"/>
-          <w:sz w:val="22"/>
         </w:rPr>
         <w:t>回归系数不稳定。</w:t>
       </w:r>
@@ -3035,7 +2722,6 @@
       <w:r>
         <w:rPr>
           <w:rFonts w:ascii="Microsoft YaHei" w:hAnsi="Microsoft YaHei" w:eastAsia="Microsoft YaHei"/>
-          <w:sz w:val="22"/>
         </w:rPr>
         <w:t>标准误增大。</w:t>
       </w:r>
@@ -3047,7 +2733,6 @@
       <w:r>
         <w:rPr>
           <w:rFonts w:ascii="Microsoft YaHei" w:hAnsi="Microsoft YaHei" w:eastAsia="Microsoft YaHei"/>
-          <w:sz w:val="22"/>
         </w:rPr>
         <w:t>本来有意义的变量可能变得不显著。</w:t>
       </w:r>
@@ -3059,7 +2744,6 @@
       <w:r>
         <w:rPr>
           <w:rFonts w:ascii="Microsoft YaHei" w:hAnsi="Microsoft YaHei" w:eastAsia="Microsoft YaHei"/>
-          <w:sz w:val="22"/>
         </w:rPr>
         <w:t>系数方向可能难解释。</w:t>
       </w:r>
@@ -3069,7 +2753,6 @@
       <w:r>
         <w:rPr>
           <w:rFonts w:ascii="Microsoft YaHei" w:hAnsi="Microsoft YaHei" w:eastAsia="Microsoft YaHei"/>
-          <w:sz w:val="22"/>
         </w:rPr>
         <w:t>SPSS 里常看：</w:t>
       </w:r>
@@ -3082,7 +2765,6 @@
       <w:r>
         <w:rPr>
           <w:rFonts w:ascii="Microsoft YaHei" w:hAnsi="Microsoft YaHei" w:eastAsia="Microsoft YaHei"/>
-          <w:sz w:val="22"/>
         </w:rPr>
         <w:t>Tolerance，容忍度。</w:t>
       </w:r>
@@ -3094,7 +2776,6 @@
       <w:r>
         <w:rPr>
           <w:rFonts w:ascii="Microsoft YaHei" w:hAnsi="Microsoft YaHei" w:eastAsia="Microsoft YaHei"/>
-          <w:sz w:val="22"/>
         </w:rPr>
         <w:t>VIF，方差膨胀因子。</w:t>
       </w:r>
@@ -3104,7 +2785,6 @@
       <w:r>
         <w:rPr>
           <w:rFonts w:ascii="Microsoft YaHei" w:hAnsi="Microsoft YaHei" w:eastAsia="Microsoft YaHei"/>
-          <w:sz w:val="22"/>
         </w:rPr>
         <w:t>粗略记忆：</w:t>
       </w:r>
@@ -3117,7 +2797,6 @@
       <w:r>
         <w:rPr>
           <w:rFonts w:ascii="Microsoft YaHei" w:hAnsi="Microsoft YaHei" w:eastAsia="Microsoft YaHei"/>
-          <w:sz w:val="22"/>
         </w:rPr>
         <w:t>Tolerance 太小提示共线性问题。</w:t>
       </w:r>
@@ -3129,7 +2808,6 @@
       <w:r>
         <w:rPr>
           <w:rFonts w:ascii="Microsoft YaHei" w:hAnsi="Microsoft YaHei" w:eastAsia="Microsoft YaHei"/>
-          <w:sz w:val="22"/>
         </w:rPr>
         <w:t>VIF 太大提示共线性问题。</w:t>
       </w:r>
@@ -3139,7 +2817,6 @@
       <w:r>
         <w:rPr>
           <w:rFonts w:ascii="Microsoft YaHei" w:hAnsi="Microsoft YaHei" w:eastAsia="Microsoft YaHei"/>
-          <w:sz w:val="22"/>
         </w:rPr>
         <w:t>考试如果问“共线性是指什么”，核心答案就是：</w:t>
       </w:r>
@@ -3149,9 +2826,8 @@
       <w:r>
         <w:rPr>
           <w:rFonts w:ascii="Microsoft YaHei" w:hAnsi="Microsoft YaHei" w:eastAsia="Microsoft YaHei"/>
-          <w:sz w:val="22"/>
-        </w:rPr>
-        <w:t>&gt; 自变量之间有较强相关性。</w:t>
+        </w:rPr>
+        <w:t>自变量之间有较强相关性。</w:t>
       </w:r>
     </w:p>
     <w:p/>
@@ -3159,7 +2835,6 @@
       <w:r>
         <w:rPr>
           <w:rFonts w:ascii="Microsoft YaHei" w:hAnsi="Microsoft YaHei" w:eastAsia="Microsoft YaHei"/>
-          <w:sz w:val="22"/>
         </w:rPr>
         <w:t>---</w:t>
       </w:r>
@@ -3178,7 +2853,6 @@
       <w:r>
         <w:rPr>
           <w:rFonts w:ascii="Microsoft YaHei" w:hAnsi="Microsoft YaHei" w:eastAsia="Microsoft YaHei"/>
-          <w:sz w:val="22"/>
         </w:rPr>
         <w:t>考试一般不要求深挖诊断图，但要知道基本条件。</w:t>
       </w:r>
@@ -3188,7 +2862,6 @@
       <w:r>
         <w:rPr>
           <w:rFonts w:ascii="Microsoft YaHei" w:hAnsi="Microsoft YaHei" w:eastAsia="Microsoft YaHei"/>
-          <w:sz w:val="22"/>
         </w:rPr>
         <w:t>常见要求：</w:t>
       </w:r>
@@ -3201,7 +2874,6 @@
       <w:r>
         <w:rPr>
           <w:rFonts w:ascii="Microsoft YaHei" w:hAnsi="Microsoft YaHei" w:eastAsia="Microsoft YaHei"/>
-          <w:sz w:val="22"/>
         </w:rPr>
         <w:t>因变量为计量资料。</w:t>
       </w:r>
@@ -3213,7 +2885,6 @@
       <w:r>
         <w:rPr>
           <w:rFonts w:ascii="Microsoft YaHei" w:hAnsi="Microsoft YaHei" w:eastAsia="Microsoft YaHei"/>
-          <w:sz w:val="22"/>
         </w:rPr>
         <w:t>因变量与自变量之间大致线性关系。</w:t>
       </w:r>
@@ -3225,7 +2896,6 @@
       <w:r>
         <w:rPr>
           <w:rFonts w:ascii="Microsoft YaHei" w:hAnsi="Microsoft YaHei" w:eastAsia="Microsoft YaHei"/>
-          <w:sz w:val="22"/>
         </w:rPr>
         <w:t>观察对象相互独立。</w:t>
       </w:r>
@@ -3237,7 +2907,6 @@
       <w:r>
         <w:rPr>
           <w:rFonts w:ascii="Microsoft YaHei" w:hAnsi="Microsoft YaHei" w:eastAsia="Microsoft YaHei"/>
-          <w:sz w:val="22"/>
         </w:rPr>
         <w:t>残差近似正态。</w:t>
       </w:r>
@@ -3249,7 +2918,6 @@
       <w:r>
         <w:rPr>
           <w:rFonts w:ascii="Microsoft YaHei" w:hAnsi="Microsoft YaHei" w:eastAsia="Microsoft YaHei"/>
-          <w:sz w:val="22"/>
         </w:rPr>
         <w:t>残差方差齐。</w:t>
       </w:r>
@@ -3261,7 +2929,6 @@
       <w:r>
         <w:rPr>
           <w:rFonts w:ascii="Microsoft YaHei" w:hAnsi="Microsoft YaHei" w:eastAsia="Microsoft YaHei"/>
-          <w:sz w:val="22"/>
         </w:rPr>
         <w:t>无严重多重共线性。</w:t>
       </w:r>
@@ -3273,7 +2940,6 @@
       <w:r>
         <w:rPr>
           <w:rFonts w:ascii="Microsoft YaHei" w:hAnsi="Microsoft YaHei" w:eastAsia="Microsoft YaHei"/>
-          <w:sz w:val="22"/>
         </w:rPr>
         <w:t>无明显强影响异常点。</w:t>
       </w:r>
@@ -3283,7 +2949,6 @@
       <w:r>
         <w:rPr>
           <w:rFonts w:ascii="Microsoft YaHei" w:hAnsi="Microsoft YaHei" w:eastAsia="Microsoft YaHei"/>
-          <w:sz w:val="22"/>
         </w:rPr>
         <w:t>选择题中最常见的是：</w:t>
       </w:r>
@@ -3296,7 +2961,6 @@
       <w:r>
         <w:rPr>
           <w:rFonts w:ascii="Microsoft YaHei" w:hAnsi="Microsoft YaHei" w:eastAsia="Microsoft YaHei"/>
-          <w:sz w:val="22"/>
         </w:rPr>
         <w:t>因变量类型。</w:t>
       </w:r>
@@ -3308,7 +2972,6 @@
       <w:r>
         <w:rPr>
           <w:rFonts w:ascii="Microsoft YaHei" w:hAnsi="Microsoft YaHei" w:eastAsia="Microsoft YaHei"/>
-          <w:sz w:val="22"/>
         </w:rPr>
         <w:t>多个自变量。</w:t>
       </w:r>
@@ -3320,7 +2983,6 @@
       <w:r>
         <w:rPr>
           <w:rFonts w:ascii="Microsoft YaHei" w:hAnsi="Microsoft YaHei" w:eastAsia="Microsoft YaHei"/>
-          <w:sz w:val="22"/>
         </w:rPr>
         <w:t>偏回归系数。</w:t>
       </w:r>
@@ -3332,7 +2994,6 @@
       <w:r>
         <w:rPr>
           <w:rFonts w:ascii="Microsoft YaHei" w:hAnsi="Microsoft YaHei" w:eastAsia="Microsoft YaHei"/>
-          <w:sz w:val="22"/>
         </w:rPr>
         <w:t>决定系数。</w:t>
       </w:r>
@@ -3344,7 +3005,6 @@
       <w:r>
         <w:rPr>
           <w:rFonts w:ascii="Microsoft YaHei" w:hAnsi="Microsoft YaHei" w:eastAsia="Microsoft YaHei"/>
-          <w:sz w:val="22"/>
         </w:rPr>
         <w:t>共线性定义。</w:t>
       </w:r>
@@ -3354,7 +3014,6 @@
       <w:r>
         <w:rPr>
           <w:rFonts w:ascii="Microsoft YaHei" w:hAnsi="Microsoft YaHei" w:eastAsia="Microsoft YaHei"/>
-          <w:sz w:val="22"/>
         </w:rPr>
         <w:t>---</w:t>
       </w:r>
@@ -3373,7 +3032,6 @@
       <w:r>
         <w:rPr>
           <w:rFonts w:ascii="Microsoft YaHei" w:hAnsi="Microsoft YaHei" w:eastAsia="Microsoft YaHei"/>
-          <w:sz w:val="22"/>
         </w:rPr>
         <w:t>常用入口：</w:t>
       </w:r>
@@ -3383,7 +3041,6 @@
       <w:r>
         <w:rPr>
           <w:rFonts w:ascii="Microsoft YaHei" w:hAnsi="Microsoft YaHei" w:eastAsia="Microsoft YaHei"/>
-          <w:sz w:val="22"/>
         </w:rPr>
         <w:t>`Graphs &gt; Chart Builder`</w:t>
       </w:r>
@@ -3393,7 +3050,6 @@
       <w:r>
         <w:rPr>
           <w:rFonts w:ascii="Microsoft YaHei" w:hAnsi="Microsoft YaHei" w:eastAsia="Microsoft YaHei"/>
-          <w:sz w:val="22"/>
         </w:rPr>
         <w:t>中文界面常见为：</w:t>
       </w:r>
@@ -3403,7 +3059,6 @@
       <w:r>
         <w:rPr>
           <w:rFonts w:ascii="Microsoft YaHei" w:hAnsi="Microsoft YaHei" w:eastAsia="Microsoft YaHei"/>
-          <w:sz w:val="22"/>
         </w:rPr>
         <w:t>`图形 &gt; 图表构建器`</w:t>
       </w:r>
@@ -3413,7 +3068,6 @@
       <w:r>
         <w:rPr>
           <w:rFonts w:ascii="Microsoft YaHei" w:hAnsi="Microsoft YaHei" w:eastAsia="Microsoft YaHei"/>
-          <w:sz w:val="22"/>
         </w:rPr>
         <w:t>基本步骤：</w:t>
       </w:r>
@@ -3426,7 +3080,6 @@
       <w:r>
         <w:rPr>
           <w:rFonts w:ascii="Microsoft YaHei" w:hAnsi="Microsoft YaHei" w:eastAsia="Microsoft YaHei"/>
-          <w:sz w:val="22"/>
         </w:rPr>
         <w:t>打开数据。</w:t>
       </w:r>
@@ -3438,7 +3091,6 @@
       <w:r>
         <w:rPr>
           <w:rFonts w:ascii="Microsoft YaHei" w:hAnsi="Microsoft YaHei" w:eastAsia="Microsoft YaHei"/>
-          <w:sz w:val="22"/>
         </w:rPr>
         <w:t>判断变量类型：Scale、Nominal、Ordinal。</w:t>
       </w:r>
@@ -3450,7 +3102,6 @@
       <w:r>
         <w:rPr>
           <w:rFonts w:ascii="Microsoft YaHei" w:hAnsi="Microsoft YaHei" w:eastAsia="Microsoft YaHei"/>
-          <w:sz w:val="22"/>
         </w:rPr>
         <w:t>进入 Chart Builder。</w:t>
       </w:r>
@@ -3462,7 +3113,6 @@
       <w:r>
         <w:rPr>
           <w:rFonts w:ascii="Microsoft YaHei" w:hAnsi="Microsoft YaHei" w:eastAsia="Microsoft YaHei"/>
-          <w:sz w:val="22"/>
         </w:rPr>
         <w:t>根据表达目的选择条图、线图、直方图、散点图等。</w:t>
       </w:r>
@@ -3474,7 +3124,6 @@
       <w:r>
         <w:rPr>
           <w:rFonts w:ascii="Microsoft YaHei" w:hAnsi="Microsoft YaHei" w:eastAsia="Microsoft YaHei"/>
-          <w:sz w:val="22"/>
         </w:rPr>
         <w:t>把变量拖入横轴、纵轴或分组框。</w:t>
       </w:r>
@@ -3486,7 +3135,6 @@
       <w:r>
         <w:rPr>
           <w:rFonts w:ascii="Microsoft YaHei" w:hAnsi="Microsoft YaHei" w:eastAsia="Microsoft YaHei"/>
-          <w:sz w:val="22"/>
         </w:rPr>
         <w:t>检查标题、坐标轴、图例是否清楚。</w:t>
       </w:r>
@@ -3496,7 +3144,6 @@
       <w:r>
         <w:rPr>
           <w:rFonts w:ascii="Microsoft YaHei" w:hAnsi="Microsoft YaHei" w:eastAsia="Microsoft YaHei"/>
-          <w:sz w:val="22"/>
         </w:rPr>
         <w:t>统计图 SPSS 练习重点：</w:t>
       </w:r>
@@ -3509,7 +3156,6 @@
       <w:r>
         <w:rPr>
           <w:rFonts w:ascii="Microsoft YaHei" w:hAnsi="Microsoft YaHei" w:eastAsia="Microsoft YaHei"/>
-          <w:sz w:val="22"/>
         </w:rPr>
         <w:t>不要一看到分类变量就都画圆图。</w:t>
       </w:r>
@@ -3521,7 +3167,6 @@
       <w:r>
         <w:rPr>
           <w:rFonts w:ascii="Microsoft YaHei" w:hAnsi="Microsoft YaHei" w:eastAsia="Microsoft YaHei"/>
-          <w:sz w:val="22"/>
         </w:rPr>
         <w:t>不要一看到时间就忘记线图。</w:t>
       </w:r>
@@ -3533,7 +3178,6 @@
       <w:r>
         <w:rPr>
           <w:rFonts w:ascii="Microsoft YaHei" w:hAnsi="Microsoft YaHei" w:eastAsia="Microsoft YaHei"/>
-          <w:sz w:val="22"/>
         </w:rPr>
         <w:t>两个计量变量关系优先散点图。</w:t>
       </w:r>
@@ -3545,7 +3189,6 @@
       <w:r>
         <w:rPr>
           <w:rFonts w:ascii="Microsoft YaHei" w:hAnsi="Microsoft YaHei" w:eastAsia="Microsoft YaHei"/>
-          <w:sz w:val="22"/>
         </w:rPr>
         <w:t>连续变量分布优先直方图。</w:t>
       </w:r>
@@ -3555,7 +3198,6 @@
       <w:r>
         <w:rPr>
           <w:rFonts w:ascii="Microsoft YaHei" w:hAnsi="Microsoft YaHei" w:eastAsia="Microsoft YaHei"/>
-          <w:sz w:val="22"/>
         </w:rPr>
         <w:t>---</w:t>
       </w:r>
@@ -3574,7 +3216,6 @@
       <w:r>
         <w:rPr>
           <w:rFonts w:ascii="Microsoft YaHei" w:hAnsi="Microsoft YaHei" w:eastAsia="Microsoft YaHei"/>
-          <w:sz w:val="22"/>
         </w:rPr>
         <w:t>菜单路径：</w:t>
       </w:r>
@@ -3584,7 +3225,6 @@
       <w:r>
         <w:rPr>
           <w:rFonts w:ascii="Microsoft YaHei" w:hAnsi="Microsoft YaHei" w:eastAsia="Microsoft YaHei"/>
-          <w:sz w:val="22"/>
         </w:rPr>
         <w:t>`Analyze &gt; Regression &gt; Linear`</w:t>
       </w:r>
@@ -3594,7 +3234,6 @@
       <w:r>
         <w:rPr>
           <w:rFonts w:ascii="Microsoft YaHei" w:hAnsi="Microsoft YaHei" w:eastAsia="Microsoft YaHei"/>
-          <w:sz w:val="22"/>
         </w:rPr>
         <w:t>中文界面常见为：</w:t>
       </w:r>
@@ -3604,7 +3243,6 @@
       <w:r>
         <w:rPr>
           <w:rFonts w:ascii="Microsoft YaHei" w:hAnsi="Microsoft YaHei" w:eastAsia="Microsoft YaHei"/>
-          <w:sz w:val="22"/>
         </w:rPr>
         <w:t>`分析 &gt; 回归 &gt; 线性`</w:t>
       </w:r>
@@ -3614,7 +3252,6 @@
       <w:r>
         <w:rPr>
           <w:rFonts w:ascii="Microsoft YaHei" w:hAnsi="Microsoft YaHei" w:eastAsia="Microsoft YaHei"/>
-          <w:sz w:val="22"/>
         </w:rPr>
         <w:t>基本操作：</w:t>
       </w:r>
@@ -3627,7 +3264,6 @@
       <w:r>
         <w:rPr>
           <w:rFonts w:ascii="Microsoft YaHei" w:hAnsi="Microsoft YaHei" w:eastAsia="Microsoft YaHei"/>
-          <w:sz w:val="22"/>
         </w:rPr>
         <w:t>因变量放入 `Dependent`。</w:t>
       </w:r>
@@ -3639,7 +3275,6 @@
       <w:r>
         <w:rPr>
           <w:rFonts w:ascii="Microsoft YaHei" w:hAnsi="Microsoft YaHei" w:eastAsia="Microsoft YaHei"/>
-          <w:sz w:val="22"/>
         </w:rPr>
         <w:t>多个自变量放入 `Independent(s)`。</w:t>
       </w:r>
@@ -3651,7 +3286,6 @@
       <w:r>
         <w:rPr>
           <w:rFonts w:ascii="Microsoft YaHei" w:hAnsi="Microsoft YaHei" w:eastAsia="Microsoft YaHei"/>
-          <w:sz w:val="22"/>
         </w:rPr>
         <w:t>方法通常用 `Enter`，表示所有自变量一起进入模型。</w:t>
       </w:r>
@@ -3663,7 +3297,6 @@
       <w:r>
         <w:rPr>
           <w:rFonts w:ascii="Microsoft YaHei" w:hAnsi="Microsoft YaHei" w:eastAsia="Microsoft YaHei"/>
-          <w:sz w:val="22"/>
         </w:rPr>
         <w:t>如需共线性诊断，在 `Statistics` 中勾选 `Collinearity diagnostics`。</w:t>
       </w:r>
@@ -3675,7 +3308,6 @@
       <w:r>
         <w:rPr>
           <w:rFonts w:ascii="Microsoft YaHei" w:hAnsi="Microsoft YaHei" w:eastAsia="Microsoft YaHei"/>
-          <w:sz w:val="22"/>
         </w:rPr>
         <w:t>点击 OK 查看输出。</w:t>
       </w:r>
@@ -3685,7 +3317,6 @@
       <w:r>
         <w:rPr>
           <w:rFonts w:ascii="Microsoft YaHei" w:hAnsi="Microsoft YaHei" w:eastAsia="Microsoft YaHei"/>
-          <w:sz w:val="22"/>
         </w:rPr>
         <w:t>输出重点：</w:t>
       </w:r>
@@ -3695,45 +3326,32 @@
       <w:r>
         <w:rPr>
           <w:rFonts w:ascii="Microsoft YaHei" w:hAnsi="Microsoft YaHei" w:eastAsia="Microsoft YaHei"/>
-          <w:sz w:val="22"/>
-        </w:rPr>
-        <w:t>| 输出表 | 看什么 | 用来回答 |</w:t>
-      </w:r>
-    </w:p>
-    <w:p>
-      <w:r>
-        <w:rPr>
-          <w:rFonts w:ascii="Microsoft YaHei" w:hAnsi="Microsoft YaHei" w:eastAsia="Microsoft YaHei"/>
-          <w:sz w:val="22"/>
-        </w:rPr>
-        <w:t>|---|---|---|</w:t>
-      </w:r>
-    </w:p>
-    <w:p>
-      <w:r>
-        <w:rPr>
-          <w:rFonts w:ascii="Microsoft YaHei" w:hAnsi="Microsoft YaHei" w:eastAsia="Microsoft YaHei"/>
-          <w:sz w:val="22"/>
-        </w:rPr>
-        <w:t>| Model Summary | R、R Square、Adjusted R Square | 模型解释程度 |</w:t>
-      </w:r>
-    </w:p>
-    <w:p>
-      <w:r>
-        <w:rPr>
-          <w:rFonts w:ascii="Microsoft YaHei" w:hAnsi="Microsoft YaHei" w:eastAsia="Microsoft YaHei"/>
-          <w:sz w:val="22"/>
-        </w:rPr>
-        <w:t>| ANOVA | F、Sig. | 整体模型是否有统计学意义 |</w:t>
-      </w:r>
-    </w:p>
-    <w:p>
-      <w:r>
-        <w:rPr>
-          <w:rFonts w:ascii="Microsoft YaHei" w:hAnsi="Microsoft YaHei" w:eastAsia="Microsoft YaHei"/>
-          <w:sz w:val="22"/>
-        </w:rPr>
-        <w:t>| Coefficients | B、Beta、t、Sig.、VIF | 每个自变量的作用和显著性 |</w:t>
+        </w:rPr>
+        <w:t>输出表 | 看什么 | 用来回答</w:t>
+      </w:r>
+    </w:p>
+    <w:p>
+      <w:r>
+        <w:rPr>
+          <w:rFonts w:ascii="Microsoft YaHei" w:hAnsi="Microsoft YaHei" w:eastAsia="Microsoft YaHei"/>
+        </w:rPr>
+        <w:t>Model Summary | R、R Square、Adjusted R Square | 模型解释程度</w:t>
+      </w:r>
+    </w:p>
+    <w:p>
+      <w:r>
+        <w:rPr>
+          <w:rFonts w:ascii="Microsoft YaHei" w:hAnsi="Microsoft YaHei" w:eastAsia="Microsoft YaHei"/>
+        </w:rPr>
+        <w:t>ANOVA | F、Sig. | 整体模型是否有统计学意义</w:t>
+      </w:r>
+    </w:p>
+    <w:p>
+      <w:r>
+        <w:rPr>
+          <w:rFonts w:ascii="Microsoft YaHei" w:hAnsi="Microsoft YaHei" w:eastAsia="Microsoft YaHei"/>
+        </w:rPr>
+        <w:t>Coefficients | B、Beta、t、Sig.、VIF | 每个自变量的作用和显著性</w:t>
       </w:r>
     </w:p>
     <w:p/>
@@ -3741,7 +3359,6 @@
       <w:r>
         <w:rPr>
           <w:rFonts w:ascii="Microsoft YaHei" w:hAnsi="Microsoft YaHei" w:eastAsia="Microsoft YaHei"/>
-          <w:sz w:val="22"/>
         </w:rPr>
         <w:t>---</w:t>
       </w:r>
@@ -3760,7 +3377,6 @@
       <w:r>
         <w:rPr>
           <w:rFonts w:ascii="Microsoft YaHei" w:hAnsi="Microsoft YaHei" w:eastAsia="Microsoft YaHei"/>
-          <w:sz w:val="22"/>
         </w:rPr>
         <w:t>如果写统计图表结论：</w:t>
       </w:r>
@@ -3770,9 +3386,8 @@
       <w:r>
         <w:rPr>
           <w:rFonts w:ascii="Microsoft YaHei" w:hAnsi="Microsoft YaHei" w:eastAsia="Microsoft YaHei"/>
-          <w:sz w:val="22"/>
-        </w:rPr>
-        <w:t>&gt; 根据资料类型和表达目的，本资料适合采用……图，以显示……。</w:t>
+        </w:rPr>
+        <w:t>根据资料类型和表达目的，本资料适合采用……图，以显示……。</w:t>
       </w:r>
     </w:p>
     <w:p/>
@@ -3780,7 +3395,6 @@
       <w:r>
         <w:rPr>
           <w:rFonts w:ascii="Microsoft YaHei" w:hAnsi="Microsoft YaHei" w:eastAsia="Microsoft YaHei"/>
-          <w:sz w:val="22"/>
         </w:rPr>
         <w:t>如果写多元线性回归整体模型：</w:t>
       </w:r>
@@ -3790,9 +3404,8 @@
       <w:r>
         <w:rPr>
           <w:rFonts w:ascii="Microsoft YaHei" w:hAnsi="Microsoft YaHei" w:eastAsia="Microsoft YaHei"/>
-          <w:sz w:val="22"/>
-        </w:rPr>
-        <w:t>&gt; 采用多元线性回归分析，结果显示模型整体检验 P=……。按 alpha=0.05 水准，模型有/无统计学意义。</w:t>
+        </w:rPr>
+        <w:t>采用多元线性回归分析，结果显示模型整体检验 P=……。按 alpha=0.05 水准，模型有/无统计学意义。</w:t>
       </w:r>
     </w:p>
     <w:p/>
@@ -3800,7 +3413,6 @@
       <w:r>
         <w:rPr>
           <w:rFonts w:ascii="Microsoft YaHei" w:hAnsi="Microsoft YaHei" w:eastAsia="Microsoft YaHei"/>
-          <w:sz w:val="22"/>
         </w:rPr>
         <w:t>如果写某个自变量：</w:t>
       </w:r>
@@ -3810,9 +3422,8 @@
       <w:r>
         <w:rPr>
           <w:rFonts w:ascii="Microsoft YaHei" w:hAnsi="Microsoft YaHei" w:eastAsia="Microsoft YaHei"/>
-          <w:sz w:val="22"/>
-        </w:rPr>
-        <w:t>&gt; 在控制其他自变量后，X 的偏回归系数 B=……，P=……。按 alpha=0.05 水准，X 对 Y 的影响有/无统计学意义。</w:t>
+        </w:rPr>
+        <w:t>在控制其他自变量后，X 的偏回归系数 B=……，P=……。按 alpha=0.05 水准，X 对 Y 的影响有/无统计学意义。</w:t>
       </w:r>
     </w:p>
     <w:p/>
@@ -3820,7 +3431,6 @@
       <w:r>
         <w:rPr>
           <w:rFonts w:ascii="Microsoft YaHei" w:hAnsi="Microsoft YaHei" w:eastAsia="Microsoft YaHei"/>
-          <w:sz w:val="22"/>
         </w:rPr>
         <w:t>如果解释 R Square：</w:t>
       </w:r>
@@ -3830,9 +3440,8 @@
       <w:r>
         <w:rPr>
           <w:rFonts w:ascii="Microsoft YaHei" w:hAnsi="Microsoft YaHei" w:eastAsia="Microsoft YaHei"/>
-          <w:sz w:val="22"/>
-        </w:rPr>
-        <w:t>&gt; R Square=……，说明模型中各自变量共同解释了因变量总变异的……%。</w:t>
+        </w:rPr>
+        <w:t>R Square=……，说明模型中各自变量共同解释了因变量总变异的……%。</w:t>
       </w:r>
     </w:p>
     <w:p/>
@@ -3840,7 +3449,6 @@
       <w:r>
         <w:rPr>
           <w:rFonts w:ascii="Microsoft YaHei" w:hAnsi="Microsoft YaHei" w:eastAsia="Microsoft YaHei"/>
-          <w:sz w:val="22"/>
         </w:rPr>
         <w:t>如果解释共线性：</w:t>
       </w:r>
@@ -3850,9 +3458,8 @@
       <w:r>
         <w:rPr>
           <w:rFonts w:ascii="Microsoft YaHei" w:hAnsi="Microsoft YaHei" w:eastAsia="Microsoft YaHei"/>
-          <w:sz w:val="22"/>
-        </w:rPr>
-        <w:t>&gt; 自变量之间存在较强相关性时，可能出现多重共线性，导致回归系数不稳定，需结合 Tolerance 或 VIF 判断。</w:t>
+        </w:rPr>
+        <w:t>自变量之间存在较强相关性时，可能出现多重共线性，导致回归系数不稳定，需结合 Tolerance 或 VIF 判断。</w:t>
       </w:r>
     </w:p>
     <w:p/>
@@ -3860,7 +3467,6 @@
       <w:r>
         <w:rPr>
           <w:rFonts w:ascii="Microsoft YaHei" w:hAnsi="Microsoft YaHei" w:eastAsia="Microsoft YaHei"/>
-          <w:sz w:val="22"/>
         </w:rPr>
         <w:t>---</w:t>
       </w:r>
@@ -3882,7 +3488,6 @@
       <w:r>
         <w:rPr>
           <w:rFonts w:ascii="Microsoft YaHei" w:hAnsi="Microsoft YaHei" w:eastAsia="Microsoft YaHei"/>
-          <w:sz w:val="22"/>
         </w:rPr>
         <w:t>把统计表标题和统计图标题位置混淆：表题在上，图题通常在下。</w:t>
       </w:r>
@@ -3894,7 +3499,6 @@
       <w:r>
         <w:rPr>
           <w:rFonts w:ascii="Microsoft YaHei" w:hAnsi="Microsoft YaHei" w:eastAsia="Microsoft YaHei"/>
-          <w:sz w:val="22"/>
         </w:rPr>
         <w:t>把横标目、纵标目位置记反：横标目通常在左侧，纵标目通常在上方。</w:t>
       </w:r>
@@ -3906,7 +3510,6 @@
       <w:r>
         <w:rPr>
           <w:rFonts w:ascii="Microsoft YaHei" w:hAnsi="Microsoft YaHei" w:eastAsia="Microsoft YaHei"/>
-          <w:sz w:val="22"/>
         </w:rPr>
         <w:t>认为统计表内容越多越好：其实要简明、重点突出。</w:t>
       </w:r>
@@ -3918,7 +3521,6 @@
       <w:r>
         <w:rPr>
           <w:rFonts w:ascii="Microsoft YaHei" w:hAnsi="Microsoft YaHei" w:eastAsia="Microsoft YaHei"/>
-          <w:sz w:val="22"/>
         </w:rPr>
         <w:t>把条图和直方图混用：条图用于分类比较，直方图用于连续变量分布。</w:t>
       </w:r>
@@ -3930,7 +3532,6 @@
       <w:r>
         <w:rPr>
           <w:rFonts w:ascii="Microsoft YaHei" w:hAnsi="Microsoft YaHei" w:eastAsia="Microsoft YaHei"/>
-          <w:sz w:val="22"/>
         </w:rPr>
         <w:t>看到构成比却选条图：构成比优先圆图或百分条图。</w:t>
       </w:r>
@@ -3942,7 +3543,6 @@
       <w:r>
         <w:rPr>
           <w:rFonts w:ascii="Microsoft YaHei" w:hAnsi="Microsoft YaHei" w:eastAsia="Microsoft YaHei"/>
-          <w:sz w:val="22"/>
         </w:rPr>
         <w:t>看到两个计量变量关系却选线图：两个计量变量关系优先散点图。</w:t>
       </w:r>
@@ -3954,7 +3554,6 @@
       <w:r>
         <w:rPr>
           <w:rFonts w:ascii="Microsoft YaHei" w:hAnsi="Microsoft YaHei" w:eastAsia="Microsoft YaHei"/>
-          <w:sz w:val="22"/>
         </w:rPr>
         <w:t>忘记条图纵轴通常应从 0 开始。</w:t>
       </w:r>
@@ -3966,7 +3565,6 @@
       <w:r>
         <w:rPr>
           <w:rFonts w:ascii="Microsoft YaHei" w:hAnsi="Microsoft YaHei" w:eastAsia="Microsoft YaHei"/>
-          <w:sz w:val="22"/>
         </w:rPr>
         <w:t>把半对数线图理解为比较绝对差值：它更适合比较相对发展速度。</w:t>
       </w:r>
@@ -3978,7 +3576,6 @@
       <w:r>
         <w:rPr>
           <w:rFonts w:ascii="Microsoft YaHei" w:hAnsi="Microsoft YaHei" w:eastAsia="Microsoft YaHei"/>
-          <w:sz w:val="22"/>
         </w:rPr>
         <w:t>把多元线性回归的因变量写成分类变量：多元线性回归的因变量通常是计量资料。</w:t>
       </w:r>
@@ -3990,7 +3587,6 @@
       <w:r>
         <w:rPr>
           <w:rFonts w:ascii="Microsoft YaHei" w:hAnsi="Microsoft YaHei" w:eastAsia="Microsoft YaHei"/>
-          <w:sz w:val="22"/>
         </w:rPr>
         <w:t>忘记偏回归系数解释中的“其他变量不变”。</w:t>
       </w:r>
@@ -4002,7 +3598,6 @@
       <w:r>
         <w:rPr>
           <w:rFonts w:ascii="Microsoft YaHei" w:hAnsi="Microsoft YaHei" w:eastAsia="Microsoft YaHei"/>
-          <w:sz w:val="22"/>
         </w:rPr>
         <w:t>混淆 R 和 R Square：R 是复相关系数，R Square 是解释变异比例。</w:t>
       </w:r>
@@ -4014,7 +3609,6 @@
       <w:r>
         <w:rPr>
           <w:rFonts w:ascii="Microsoft YaHei" w:hAnsi="Microsoft YaHei" w:eastAsia="Microsoft YaHei"/>
-          <w:sz w:val="22"/>
         </w:rPr>
         <w:t>把共线性理解成因变量和自变量相关强：共线性是自变量之间相关强。</w:t>
       </w:r>
@@ -4024,7 +3618,6 @@
       <w:r>
         <w:rPr>
           <w:rFonts w:ascii="Microsoft YaHei" w:hAnsi="Microsoft YaHei" w:eastAsia="Microsoft YaHei"/>
-          <w:sz w:val="22"/>
         </w:rPr>
         <w:t>---</w:t>
       </w:r>
@@ -4043,7 +3636,6 @@
       <w:r>
         <w:rPr>
           <w:rFonts w:ascii="Microsoft YaHei" w:hAnsi="Microsoft YaHei" w:eastAsia="Microsoft YaHei"/>
-          <w:sz w:val="22"/>
         </w:rPr>
         <w:t>如果今天时间紧，至少背下这张表。</w:t>
       </w:r>
@@ -4053,126 +3645,104 @@
       <w:r>
         <w:rPr>
           <w:rFonts w:ascii="Microsoft YaHei" w:hAnsi="Microsoft YaHei" w:eastAsia="Microsoft YaHei"/>
-          <w:sz w:val="22"/>
-        </w:rPr>
-        <w:t>| 关键词 | 首选 |</w:t>
-      </w:r>
-    </w:p>
-    <w:p>
-      <w:r>
-        <w:rPr>
-          <w:rFonts w:ascii="Microsoft YaHei" w:hAnsi="Microsoft YaHei" w:eastAsia="Microsoft YaHei"/>
-          <w:sz w:val="22"/>
-        </w:rPr>
-        <w:t>|---|---|</w:t>
-      </w:r>
-    </w:p>
-    <w:p>
-      <w:r>
-        <w:rPr>
-          <w:rFonts w:ascii="Microsoft YaHei" w:hAnsi="Microsoft YaHei" w:eastAsia="Microsoft YaHei"/>
-          <w:sz w:val="22"/>
-        </w:rPr>
-        <w:t>| 分类项目之间比较 | 条图 |</w:t>
-      </w:r>
-    </w:p>
-    <w:p>
-      <w:r>
-        <w:rPr>
-          <w:rFonts w:ascii="Microsoft YaHei" w:hAnsi="Microsoft YaHei" w:eastAsia="Microsoft YaHei"/>
-          <w:sz w:val="22"/>
-        </w:rPr>
-        <w:t>| 构成比 | 圆图、百分条图 |</w:t>
-      </w:r>
-    </w:p>
-    <w:p>
-      <w:r>
-        <w:rPr>
-          <w:rFonts w:ascii="Microsoft YaHei" w:hAnsi="Microsoft YaHei" w:eastAsia="Microsoft YaHei"/>
-          <w:sz w:val="22"/>
-        </w:rPr>
-        <w:t>| 连续变量频数分布 | 直方图 |</w:t>
-      </w:r>
-    </w:p>
-    <w:p>
-      <w:r>
-        <w:rPr>
-          <w:rFonts w:ascii="Microsoft YaHei" w:hAnsi="Microsoft YaHei" w:eastAsia="Microsoft YaHei"/>
-          <w:sz w:val="22"/>
-        </w:rPr>
-        <w:t>| 随时间变化趋势 | 线图 |</w:t>
-      </w:r>
-    </w:p>
-    <w:p>
-      <w:r>
-        <w:rPr>
-          <w:rFonts w:ascii="Microsoft YaHei" w:hAnsi="Microsoft YaHei" w:eastAsia="Microsoft YaHei"/>
-          <w:sz w:val="22"/>
-        </w:rPr>
-        <w:t>| 比较相对发展速度 | 半对数线图 |</w:t>
-      </w:r>
-    </w:p>
-    <w:p>
-      <w:r>
-        <w:rPr>
-          <w:rFonts w:ascii="Microsoft YaHei" w:hAnsi="Microsoft YaHei" w:eastAsia="Microsoft YaHei"/>
-          <w:sz w:val="22"/>
-        </w:rPr>
-        <w:t>| 两个计量变量关系 | 散点图 |</w:t>
-      </w:r>
-    </w:p>
-    <w:p>
-      <w:r>
-        <w:rPr>
-          <w:rFonts w:ascii="Microsoft YaHei" w:hAnsi="Microsoft YaHei" w:eastAsia="Microsoft YaHei"/>
-          <w:sz w:val="22"/>
-        </w:rPr>
-        <w:t>| 地区分布 | 统计地图 |</w:t>
-      </w:r>
-    </w:p>
-    <w:p>
-      <w:r>
-        <w:rPr>
-          <w:rFonts w:ascii="Microsoft YaHei" w:hAnsi="Microsoft YaHei" w:eastAsia="Microsoft YaHei"/>
-          <w:sz w:val="22"/>
-        </w:rPr>
-        <w:t>| 多个自变量影响一个计量结局 | 多元线性回归 |</w:t>
-      </w:r>
-    </w:p>
-    <w:p>
-      <w:r>
-        <w:rPr>
-          <w:rFonts w:ascii="Microsoft YaHei" w:hAnsi="Microsoft YaHei" w:eastAsia="Microsoft YaHei"/>
-          <w:sz w:val="22"/>
-        </w:rPr>
-        <w:t>| 某自变量在控制其他变量后的作用 | 偏回归系数 B |</w:t>
-      </w:r>
-    </w:p>
-    <w:p>
-      <w:r>
-        <w:rPr>
-          <w:rFonts w:ascii="Microsoft YaHei" w:hAnsi="Microsoft YaHei" w:eastAsia="Microsoft YaHei"/>
-          <w:sz w:val="22"/>
-        </w:rPr>
-        <w:t>| 比较不同单位自变量的相对作用 | 标准化回归系数 Beta |</w:t>
-      </w:r>
-    </w:p>
-    <w:p>
-      <w:r>
-        <w:rPr>
-          <w:rFonts w:ascii="Microsoft YaHei" w:hAnsi="Microsoft YaHei" w:eastAsia="Microsoft YaHei"/>
-          <w:sz w:val="22"/>
-        </w:rPr>
-        <w:t>| 模型解释因变量变异比例 | R Square |</w:t>
-      </w:r>
-    </w:p>
-    <w:p>
-      <w:r>
-        <w:rPr>
-          <w:rFonts w:ascii="Microsoft YaHei" w:hAnsi="Microsoft YaHei" w:eastAsia="Microsoft YaHei"/>
-          <w:sz w:val="22"/>
-        </w:rPr>
-        <w:t>| 自变量之间强相关 | 共线性 |</w:t>
+        </w:rPr>
+        <w:t>关键词 | 首选</w:t>
+      </w:r>
+    </w:p>
+    <w:p>
+      <w:r>
+        <w:rPr>
+          <w:rFonts w:ascii="Microsoft YaHei" w:hAnsi="Microsoft YaHei" w:eastAsia="Microsoft YaHei"/>
+        </w:rPr>
+        <w:t>分类项目之间比较 | 条图</w:t>
+      </w:r>
+    </w:p>
+    <w:p>
+      <w:r>
+        <w:rPr>
+          <w:rFonts w:ascii="Microsoft YaHei" w:hAnsi="Microsoft YaHei" w:eastAsia="Microsoft YaHei"/>
+        </w:rPr>
+        <w:t>构成比 | 圆图、百分条图</w:t>
+      </w:r>
+    </w:p>
+    <w:p>
+      <w:r>
+        <w:rPr>
+          <w:rFonts w:ascii="Microsoft YaHei" w:hAnsi="Microsoft YaHei" w:eastAsia="Microsoft YaHei"/>
+        </w:rPr>
+        <w:t>连续变量频数分布 | 直方图</w:t>
+      </w:r>
+    </w:p>
+    <w:p>
+      <w:r>
+        <w:rPr>
+          <w:rFonts w:ascii="Microsoft YaHei" w:hAnsi="Microsoft YaHei" w:eastAsia="Microsoft YaHei"/>
+        </w:rPr>
+        <w:t>随时间变化趋势 | 线图</w:t>
+      </w:r>
+    </w:p>
+    <w:p>
+      <w:r>
+        <w:rPr>
+          <w:rFonts w:ascii="Microsoft YaHei" w:hAnsi="Microsoft YaHei" w:eastAsia="Microsoft YaHei"/>
+        </w:rPr>
+        <w:t>比较相对发展速度 | 半对数线图</w:t>
+      </w:r>
+    </w:p>
+    <w:p>
+      <w:r>
+        <w:rPr>
+          <w:rFonts w:ascii="Microsoft YaHei" w:hAnsi="Microsoft YaHei" w:eastAsia="Microsoft YaHei"/>
+        </w:rPr>
+        <w:t>两个计量变量关系 | 散点图</w:t>
+      </w:r>
+    </w:p>
+    <w:p>
+      <w:r>
+        <w:rPr>
+          <w:rFonts w:ascii="Microsoft YaHei" w:hAnsi="Microsoft YaHei" w:eastAsia="Microsoft YaHei"/>
+        </w:rPr>
+        <w:t>地区分布 | 统计地图</w:t>
+      </w:r>
+    </w:p>
+    <w:p>
+      <w:r>
+        <w:rPr>
+          <w:rFonts w:ascii="Microsoft YaHei" w:hAnsi="Microsoft YaHei" w:eastAsia="Microsoft YaHei"/>
+        </w:rPr>
+        <w:t>多个自变量影响一个计量结局 | 多元线性回归</w:t>
+      </w:r>
+    </w:p>
+    <w:p>
+      <w:r>
+        <w:rPr>
+          <w:rFonts w:ascii="Microsoft YaHei" w:hAnsi="Microsoft YaHei" w:eastAsia="Microsoft YaHei"/>
+        </w:rPr>
+        <w:t>某自变量在控制其他变量后的作用 | 偏回归系数 B</w:t>
+      </w:r>
+    </w:p>
+    <w:p>
+      <w:r>
+        <w:rPr>
+          <w:rFonts w:ascii="Microsoft YaHei" w:hAnsi="Microsoft YaHei" w:eastAsia="Microsoft YaHei"/>
+        </w:rPr>
+        <w:t>比较不同单位自变量的相对作用 | 标准化回归系数 Beta</w:t>
+      </w:r>
+    </w:p>
+    <w:p>
+      <w:r>
+        <w:rPr>
+          <w:rFonts w:ascii="Microsoft YaHei" w:hAnsi="Microsoft YaHei" w:eastAsia="Microsoft YaHei"/>
+        </w:rPr>
+        <w:t>模型解释因变量变异比例 | R Square</w:t>
+      </w:r>
+    </w:p>
+    <w:p>
+      <w:r>
+        <w:rPr>
+          <w:rFonts w:ascii="Microsoft YaHei" w:hAnsi="Microsoft YaHei" w:eastAsia="Microsoft YaHei"/>
+        </w:rPr>
+        <w:t>自变量之间强相关 | 共线性</w:t>
       </w:r>
     </w:p>
     <w:p/>
@@ -4180,7 +3750,6 @@
       <w:r>
         <w:rPr>
           <w:rFonts w:ascii="Microsoft YaHei" w:hAnsi="Microsoft YaHei" w:eastAsia="Microsoft YaHei"/>
-          <w:sz w:val="22"/>
         </w:rPr>
         <w:t>---</w:t>
       </w:r>
@@ -4199,7 +3768,6 @@
       <w:r>
         <w:rPr>
           <w:rFonts w:ascii="Microsoft YaHei" w:hAnsi="Microsoft YaHei" w:eastAsia="Microsoft YaHei"/>
-          <w:sz w:val="22"/>
         </w:rPr>
         <w:t>先不看题，自己默答这 10 个问题：</w:t>
       </w:r>
@@ -4212,7 +3780,6 @@
       <w:r>
         <w:rPr>
           <w:rFonts w:ascii="Microsoft YaHei" w:hAnsi="Microsoft YaHei" w:eastAsia="Microsoft YaHei"/>
-          <w:sz w:val="22"/>
         </w:rPr>
         <w:t>表题和图题分别通常放在哪里？</w:t>
       </w:r>
@@ -4224,7 +3791,6 @@
       <w:r>
         <w:rPr>
           <w:rFonts w:ascii="Microsoft YaHei" w:hAnsi="Microsoft YaHei" w:eastAsia="Microsoft YaHei"/>
-          <w:sz w:val="22"/>
         </w:rPr>
         <w:t>三线表是哪三条线？</w:t>
       </w:r>
@@ -4236,7 +3802,6 @@
       <w:r>
         <w:rPr>
           <w:rFonts w:ascii="Microsoft YaHei" w:hAnsi="Microsoft YaHei" w:eastAsia="Microsoft YaHei"/>
-          <w:sz w:val="22"/>
         </w:rPr>
         <w:t>条图和直方图最关键的区别是什么？</w:t>
       </w:r>
@@ -4248,7 +3813,6 @@
       <w:r>
         <w:rPr>
           <w:rFonts w:ascii="Microsoft YaHei" w:hAnsi="Microsoft YaHei" w:eastAsia="Microsoft YaHei"/>
-          <w:sz w:val="22"/>
         </w:rPr>
         <w:t>构成比适合用什么图？</w:t>
       </w:r>
@@ -4260,7 +3824,6 @@
       <w:r>
         <w:rPr>
           <w:rFonts w:ascii="Microsoft YaHei" w:hAnsi="Microsoft YaHei" w:eastAsia="Microsoft YaHei"/>
-          <w:sz w:val="22"/>
         </w:rPr>
         <w:t>连续五年发病率变化适合用什么图？</w:t>
       </w:r>
@@ -4272,7 +3835,6 @@
       <w:r>
         <w:rPr>
           <w:rFonts w:ascii="Microsoft YaHei" w:hAnsi="Microsoft YaHei" w:eastAsia="Microsoft YaHei"/>
-          <w:sz w:val="22"/>
         </w:rPr>
         <w:t>两个计量变量之间关系适合用什么图？</w:t>
       </w:r>
@@ -4284,7 +3846,6 @@
       <w:r>
         <w:rPr>
           <w:rFonts w:ascii="Microsoft YaHei" w:hAnsi="Microsoft YaHei" w:eastAsia="Microsoft YaHei"/>
-          <w:sz w:val="22"/>
         </w:rPr>
         <w:t>半对数线图主要比较绝对变化还是相对变化？</w:t>
       </w:r>
@@ -4296,7 +3857,6 @@
       <w:r>
         <w:rPr>
           <w:rFonts w:ascii="Microsoft YaHei" w:hAnsi="Microsoft YaHei" w:eastAsia="Microsoft YaHei"/>
-          <w:sz w:val="22"/>
         </w:rPr>
         <w:t>多元线性回归的因变量通常是什么资料？</w:t>
       </w:r>
@@ -4308,7 +3868,6 @@
       <w:r>
         <w:rPr>
           <w:rFonts w:ascii="Microsoft YaHei" w:hAnsi="Microsoft YaHei" w:eastAsia="Microsoft YaHei"/>
-          <w:sz w:val="22"/>
         </w:rPr>
         <w:t>偏回归系数 B 的解释必须带上哪句话？</w:t>
       </w:r>
@@ -4320,7 +3879,6 @@
       <w:r>
         <w:rPr>
           <w:rFonts w:ascii="Microsoft YaHei" w:hAnsi="Microsoft YaHei" w:eastAsia="Microsoft YaHei"/>
-          <w:sz w:val="22"/>
         </w:rPr>
         <w:t>共线性到底是哪些变量之间相关强？</w:t>
       </w:r>
@@ -4330,7 +3888,6 @@
       <w:r>
         <w:rPr>
           <w:rFonts w:ascii="Microsoft YaHei" w:hAnsi="Microsoft YaHei" w:eastAsia="Microsoft YaHei"/>
-          <w:sz w:val="22"/>
         </w:rPr>
         <w:t>如果这 10 个能答出 8 个，今天就可以进入选择题。</w:t>
       </w:r>
@@ -4340,7 +3897,6 @@
       <w:r>
         <w:rPr>
           <w:rFonts w:ascii="Microsoft YaHei" w:hAnsi="Microsoft YaHei" w:eastAsia="Microsoft YaHei"/>
-          <w:sz w:val="22"/>
         </w:rPr>
         <w:t>---</w:t>
       </w:r>
@@ -4356,57 +3912,69 @@
     </w:p>
     <w:p/>
     <w:p>
-      <w:r>
-        <w:rPr>
-          <w:rFonts w:ascii="Microsoft YaHei" w:hAnsi="Microsoft YaHei" w:eastAsia="Microsoft YaHei"/>
-          <w:sz w:val="22"/>
-        </w:rPr>
-        <w:t>? 详细笔记阅读</w:t>
-      </w:r>
-    </w:p>
-    <w:p>
-      <w:r>
-        <w:rPr>
-          <w:rFonts w:ascii="Microsoft YaHei" w:hAnsi="Microsoft YaHei" w:eastAsia="Microsoft YaHei"/>
-          <w:sz w:val="22"/>
-        </w:rPr>
-        <w:t>? 统计表与统计图选择题</w:t>
-      </w:r>
-    </w:p>
-    <w:p>
-      <w:r>
-        <w:rPr>
-          <w:rFonts w:ascii="Microsoft YaHei" w:hAnsi="Microsoft YaHei" w:eastAsia="Microsoft YaHei"/>
-          <w:sz w:val="22"/>
-        </w:rPr>
-        <w:t>? 多元线性回归选择题</w:t>
-      </w:r>
-    </w:p>
-    <w:p>
-      <w:r>
-        <w:rPr>
-          <w:rFonts w:ascii="Microsoft YaHei" w:hAnsi="Microsoft YaHei" w:eastAsia="Microsoft YaHei"/>
-          <w:sz w:val="22"/>
-        </w:rPr>
-        <w:t>? 错题与混淆点整理</w:t>
-      </w:r>
-    </w:p>
-    <w:p>
-      <w:r>
-        <w:rPr>
-          <w:rFonts w:ascii="Microsoft YaHei" w:hAnsi="Microsoft YaHei" w:eastAsia="Microsoft YaHei"/>
-          <w:sz w:val="22"/>
-        </w:rPr>
-        <w:t>? SPSS 图表构建器练习</w:t>
-      </w:r>
-    </w:p>
-    <w:p>
-      <w:r>
-        <w:rPr>
-          <w:rFonts w:ascii="Microsoft YaHei" w:hAnsi="Microsoft YaHei" w:eastAsia="Microsoft YaHei"/>
-          <w:sz w:val="22"/>
-        </w:rPr>
-        <w:t>? SPSS 多元线性回归练习</w:t>
+      <w:pPr>
+        <w:pStyle w:val="ListBullet"/>
+      </w:pPr>
+      <w:r>
+        <w:rPr>
+          <w:rFonts w:ascii="Microsoft YaHei" w:hAnsi="Microsoft YaHei" w:eastAsia="Microsoft YaHei"/>
+        </w:rPr>
+        <w:t>[x] 详细笔记阅读</w:t>
+      </w:r>
+    </w:p>
+    <w:p>
+      <w:pPr>
+        <w:pStyle w:val="ListBullet"/>
+      </w:pPr>
+      <w:r>
+        <w:rPr>
+          <w:rFonts w:ascii="Microsoft YaHei" w:hAnsi="Microsoft YaHei" w:eastAsia="Microsoft YaHei"/>
+        </w:rPr>
+        <w:t>[x] 统计表与统计图选择题</w:t>
+      </w:r>
+    </w:p>
+    <w:p>
+      <w:pPr>
+        <w:pStyle w:val="ListBullet"/>
+      </w:pPr>
+      <w:r>
+        <w:rPr>
+          <w:rFonts w:ascii="Microsoft YaHei" w:hAnsi="Microsoft YaHei" w:eastAsia="Microsoft YaHei"/>
+        </w:rPr>
+        <w:t>[x] 多元线性回归选择题</w:t>
+      </w:r>
+    </w:p>
+    <w:p>
+      <w:pPr>
+        <w:pStyle w:val="ListBullet"/>
+      </w:pPr>
+      <w:r>
+        <w:rPr>
+          <w:rFonts w:ascii="Microsoft YaHei" w:hAnsi="Microsoft YaHei" w:eastAsia="Microsoft YaHei"/>
+        </w:rPr>
+        <w:t>[x] 错题与混淆点整理</w:t>
+      </w:r>
+    </w:p>
+    <w:p>
+      <w:pPr>
+        <w:pStyle w:val="ListBullet"/>
+      </w:pPr>
+      <w:r>
+        <w:rPr>
+          <w:rFonts w:ascii="Microsoft YaHei" w:hAnsi="Microsoft YaHei" w:eastAsia="Microsoft YaHei"/>
+        </w:rPr>
+        <w:t>[x] SPSS 图表构建器练习</w:t>
+      </w:r>
+    </w:p>
+    <w:p>
+      <w:pPr>
+        <w:pStyle w:val="ListBullet"/>
+      </w:pPr>
+      <w:r>
+        <w:rPr>
+          <w:rFonts w:ascii="Microsoft YaHei" w:hAnsi="Microsoft YaHei" w:eastAsia="Microsoft YaHei"/>
+        </w:rPr>
+        <w:t>[x] SPSS 多元线性回归练习</w:t>
       </w:r>
     </w:p>
     <w:sectPr>
@@ -4784,7 +4352,7 @@
     <w:rsid w:val="00FC693F"/>
     <w:rPr>
       <w:rFonts w:ascii="Microsoft YaHei" w:hAnsi="Microsoft YaHei" w:eastAsia="Microsoft YaHei"/>
-      <w:sz w:val="22"/>
+      <w:sz w:val="21"/>
     </w:rPr>
   </w:style>
   <w:style w:type="paragraph" w:styleId="Header">
